--- a/uploads/JAYAPREM V.docx
+++ b/uploads/JAYAPREM V.docx
@@ -4,7 +4,6 @@
   <w:body>
     <w:p>
       <w:pPr>
-        <w:ind w:left="-1134" w:right="-999" w:firstLine="3828"/>
         <w:rPr>
           <w:b/>
           <w:bCs/>
@@ -20,22 +19,11 @@
           <w:sz w:val="28"/>
           <w:szCs w:val="28"/>
         </w:rPr>
-        <w:t xml:space="preserve">     </w:t>
-      </w:r>
-      <w:r>
-        <w:rPr>
-          <w:rFonts w:ascii="Times New Roman" w:hAnsi="Times New Roman"/>
-          <w:b/>
-          <w:bCs/>
-          <w:sz w:val="28"/>
-          <w:szCs w:val="28"/>
-        </w:rPr>
         <w:t>JAYAPREM V</w:t>
       </w:r>
     </w:p>
     <w:p>
       <w:pPr>
-        <w:ind w:left="-1134" w:right="-999"/>
         <w:rPr>
           <w:b/>
           <w:bCs/>
@@ -88,9 +76,6 @@
       </w:r>
     </w:p>
     <w:p>
-      <w:pPr>
-        <w:ind w:left="-1134" w:right="-999"/>
-      </w:pPr>
       <w:r>
         <w:rPr>
           <w:rFonts w:ascii="Times New Roman" w:hAnsi="Times New Roman"/>
@@ -100,9 +85,6 @@
       </w:r>
     </w:p>
     <w:p>
-      <w:pPr>
-        <w:ind w:left="-1134" w:right="-999"/>
-      </w:pPr>
       <w:r>
         <w:rPr>
           <w:rFonts w:ascii="Times New Roman" w:hAnsi="Times New Roman"/>
@@ -112,9 +94,6 @@
       </w:r>
     </w:p>
     <w:p>
-      <w:pPr>
-        <w:ind w:left="-1134" w:right="-999"/>
-      </w:pPr>
       <w:r>
         <w:rPr>
           <w:rFonts w:ascii="Times New Roman" w:hAnsi="Times New Roman"/>
@@ -124,9 +103,6 @@
       </w:r>
     </w:p>
     <w:p>
-      <w:pPr>
-        <w:ind w:left="-1134" w:right="-999"/>
-      </w:pPr>
       <w:r>
         <w:rPr>
           <w:rFonts w:ascii="Times New Roman" w:hAnsi="Times New Roman"/>
@@ -137,7 +113,6 @@
     </w:p>
     <w:p>
       <w:pPr>
-        <w:ind w:left="-1134" w:right="-999"/>
         <w:rPr>
           <w:rFonts w:ascii="Times New Roman" w:hAnsi="Times New Roman"/>
           <w:b/>
@@ -167,9 +142,6 @@
       <w:proofErr w:type="spellEnd"/>
     </w:p>
     <w:p>
-      <w:pPr>
-        <w:ind w:left="-1134" w:right="-999"/>
-      </w:pPr>
       <w:r>
         <w:rPr>
           <w:rFonts w:ascii="Times New Roman" w:hAnsi="Times New Roman"/>
@@ -182,7 +154,6 @@
     <w:p>
       <w:pPr>
         <w:pStyle w:val="NormalWeb"/>
-        <w:ind w:left="-1134" w:right="-999"/>
       </w:pPr>
       <w:r>
         <w:t xml:space="preserve">I’m a UI/UX Designer and Frontend Developer. I like to build a clean and responsive websites that are easy for people to use. I enjoy taking a design and turning it into a proper working website using HTML, CSS, </w:t>
@@ -210,13 +181,18 @@
     <w:p>
       <w:pPr>
         <w:pStyle w:val="NormalWeb"/>
-        <w:ind w:left="-1134" w:right="-999"/>
       </w:pPr>
       <w:r>
         <w:t>I’ve worked on freelance projects for different clients like education, healthcare,</w:t>
       </w:r>
       <w:r>
         <w:t xml:space="preserve"> and </w:t>
+      </w:r>
+      <w:r>
+        <w:t xml:space="preserve"> </w:t>
+      </w:r>
+      <w:r>
+        <w:t xml:space="preserve">        </w:t>
       </w:r>
       <w:r>
         <w:t xml:space="preserve">e-commerce. I like solving problems through design and coding. </w:t>
@@ -227,7 +203,6 @@
     </w:p>
     <w:p>
       <w:pPr>
-        <w:ind w:left="-1134" w:right="-999"/>
         <w:rPr>
           <w:rFonts w:ascii="Times New Roman" w:hAnsi="Times New Roman"/>
           <w:b/>
@@ -245,7 +220,6 @@
     </w:p>
     <w:p>
       <w:pPr>
-        <w:ind w:left="-1134" w:right="-999"/>
         <w:rPr>
           <w:rFonts w:ascii="Times New Roman" w:eastAsia="Times New Roman" w:hAnsi="Times New Roman" w:cs="Times New Roman"/>
           <w:sz w:val="24"/>
@@ -265,7 +239,6 @@
     </w:p>
     <w:p>
       <w:pPr>
-        <w:ind w:left="-1134" w:right="-999"/>
         <w:rPr>
           <w:rFonts w:ascii="Times New Roman" w:eastAsia="Times New Roman" w:hAnsi="Times New Roman" w:cs="Times New Roman"/>
           <w:sz w:val="24"/>
@@ -285,7 +258,6 @@
     </w:p>
     <w:p>
       <w:pPr>
-        <w:ind w:left="-1134" w:right="-999"/>
         <w:rPr>
           <w:rFonts w:ascii="Times New Roman" w:eastAsia="Times New Roman" w:hAnsi="Times New Roman" w:cs="Times New Roman"/>
           <w:sz w:val="24"/>
@@ -321,26 +293,6 @@
           <w:lang w:bidi="ta-IN"/>
         </w:rPr>
         <w:t xml:space="preserve"> 7.75%</w:t>
-      </w:r>
-    </w:p>
-    <w:p>
-      <w:pPr>
-        <w:ind w:left="-1134" w:right="-999"/>
-        <w:rPr>
-          <w:rFonts w:ascii="Times New Roman" w:eastAsia="Times New Roman" w:hAnsi="Times New Roman" w:cs="Times New Roman"/>
-          <w:sz w:val="24"/>
-          <w:szCs w:val="24"/>
-          <w:lang w:bidi="ta-IN"/>
-        </w:rPr>
-      </w:pPr>
-      <w:r>
-        <w:rPr>
-          <w:rFonts w:ascii="Times New Roman" w:eastAsia="Times New Roman" w:hAnsi="Times New Roman" w:cs="Times New Roman"/>
-          <w:sz w:val="24"/>
-          <w:szCs w:val="24"/>
-          <w:lang w:bidi="ta-IN"/>
-        </w:rPr>
-        <w:t xml:space="preserve">  </w:t>
       </w:r>
     </w:p>
     <w:p>
@@ -394,11 +346,6 @@
           </w:p>
           <w:p>
             <w:pPr>
-              <w:pStyle w:val="ListParagraph"/>
-              <w:numPr>
-                <w:ilvl w:val="0"/>
-                <w:numId w:val="10"/>
-              </w:numPr>
               <w:rPr>
                 <w:sz w:val="24"/>
                 <w:szCs w:val="24"/>
@@ -416,11 +363,6 @@
           </w:p>
           <w:p>
             <w:pPr>
-              <w:pStyle w:val="ListParagraph"/>
-              <w:numPr>
-                <w:ilvl w:val="0"/>
-                <w:numId w:val="10"/>
-              </w:numPr>
               <w:rPr>
                 <w:sz w:val="24"/>
                 <w:szCs w:val="24"/>
@@ -436,11 +378,6 @@
           </w:p>
           <w:p>
             <w:pPr>
-              <w:pStyle w:val="ListParagraph"/>
-              <w:numPr>
-                <w:ilvl w:val="0"/>
-                <w:numId w:val="10"/>
-              </w:numPr>
               <w:rPr>
                 <w:sz w:val="24"/>
                 <w:szCs w:val="24"/>
@@ -451,16 +388,18 @@
                 <w:sz w:val="24"/>
                 <w:szCs w:val="24"/>
               </w:rPr>
-              <w:t>Framer(intermediate)</w:t>
+              <w:t>Framer</w:t>
+            </w:r>
+            <w:r>
+              <w:rPr>
+                <w:sz w:val="24"/>
+                <w:szCs w:val="24"/>
+              </w:rPr>
+              <w:t>(intermediate)</w:t>
             </w:r>
           </w:p>
           <w:p>
             <w:pPr>
-              <w:pStyle w:val="ListParagraph"/>
-              <w:numPr>
-                <w:ilvl w:val="0"/>
-                <w:numId w:val="10"/>
-              </w:numPr>
               <w:rPr>
                 <w:sz w:val="24"/>
                 <w:szCs w:val="24"/>
@@ -478,11 +417,6 @@
           </w:p>
           <w:p>
             <w:pPr>
-              <w:pStyle w:val="ListParagraph"/>
-              <w:numPr>
-                <w:ilvl w:val="0"/>
-                <w:numId w:val="10"/>
-              </w:numPr>
               <w:rPr>
                 <w:sz w:val="24"/>
                 <w:szCs w:val="24"/>
@@ -494,19 +428,16 @@
                 <w:sz w:val="24"/>
                 <w:szCs w:val="24"/>
               </w:rPr>
-              <w:t>Penpot</w:t>
+              <w:t>Penpo</w:t>
+            </w:r>
+            <w:r>
+              <w:rPr>
+                <w:sz w:val="24"/>
+                <w:szCs w:val="24"/>
+              </w:rPr>
+              <w:t>t</w:t>
             </w:r>
             <w:proofErr w:type="spellEnd"/>
-          </w:p>
-          <w:p>
-            <w:pPr>
-              <w:rPr>
-                <w:b/>
-                <w:bCs/>
-                <w:sz w:val="28"/>
-                <w:szCs w:val="28"/>
-              </w:rPr>
-            </w:pPr>
           </w:p>
           <w:p>
             <w:pPr>
@@ -530,11 +461,6 @@
           </w:p>
           <w:p>
             <w:pPr>
-              <w:pStyle w:val="ListParagraph"/>
-              <w:numPr>
-                <w:ilvl w:val="0"/>
-                <w:numId w:val="12"/>
-              </w:numPr>
               <w:rPr>
                 <w:sz w:val="24"/>
                 <w:szCs w:val="24"/>
@@ -552,11 +478,6 @@
           </w:p>
           <w:p>
             <w:pPr>
-              <w:pStyle w:val="ListParagraph"/>
-              <w:numPr>
-                <w:ilvl w:val="0"/>
-                <w:numId w:val="12"/>
-              </w:numPr>
               <w:rPr>
                 <w:sz w:val="24"/>
                 <w:szCs w:val="24"/>
@@ -598,11 +519,6 @@
           </w:p>
           <w:p>
             <w:pPr>
-              <w:pStyle w:val="ListParagraph"/>
-              <w:numPr>
-                <w:ilvl w:val="0"/>
-                <w:numId w:val="13"/>
-              </w:numPr>
               <w:rPr>
                 <w:sz w:val="24"/>
                 <w:szCs w:val="24"/>
@@ -618,11 +534,6 @@
           </w:p>
           <w:p>
             <w:pPr>
-              <w:pStyle w:val="ListParagraph"/>
-              <w:numPr>
-                <w:ilvl w:val="0"/>
-                <w:numId w:val="13"/>
-              </w:numPr>
               <w:rPr>
                 <w:sz w:val="24"/>
                 <w:szCs w:val="24"/>
@@ -664,11 +575,6 @@
           </w:p>
           <w:p>
             <w:pPr>
-              <w:pStyle w:val="ListParagraph"/>
-              <w:numPr>
-                <w:ilvl w:val="0"/>
-                <w:numId w:val="11"/>
-              </w:numPr>
               <w:rPr>
                 <w:sz w:val="24"/>
                 <w:szCs w:val="24"/>
@@ -679,16 +585,18 @@
                 <w:sz w:val="24"/>
                 <w:szCs w:val="24"/>
               </w:rPr>
-              <w:t>HTML, CSS, JavaScript</w:t>
+              <w:t>HTML, CSS</w:t>
+            </w:r>
+            <w:r>
+              <w:rPr>
+                <w:sz w:val="24"/>
+                <w:szCs w:val="24"/>
+              </w:rPr>
+              <w:t>, JavaScript</w:t>
             </w:r>
           </w:p>
           <w:p>
             <w:pPr>
-              <w:pStyle w:val="ListParagraph"/>
-              <w:numPr>
-                <w:ilvl w:val="0"/>
-                <w:numId w:val="11"/>
-              </w:numPr>
               <w:rPr>
                 <w:sz w:val="24"/>
                 <w:szCs w:val="24"/>
@@ -699,7 +607,14 @@
                 <w:sz w:val="24"/>
                 <w:szCs w:val="24"/>
               </w:rPr>
-              <w:t xml:space="preserve">Bootstrap , </w:t>
+              <w:t>Bootstrap</w:t>
+            </w:r>
+            <w:r>
+              <w:rPr>
+                <w:sz w:val="24"/>
+                <w:szCs w:val="24"/>
+              </w:rPr>
+              <w:t xml:space="preserve"> , </w:t>
             </w:r>
             <w:proofErr w:type="spellStart"/>
             <w:r>
@@ -720,11 +635,6 @@
           </w:p>
           <w:p>
             <w:pPr>
-              <w:pStyle w:val="ListParagraph"/>
-              <w:numPr>
-                <w:ilvl w:val="0"/>
-                <w:numId w:val="11"/>
-              </w:numPr>
               <w:rPr>
                 <w:sz w:val="24"/>
                 <w:szCs w:val="24"/>
@@ -740,11 +650,6 @@
           </w:p>
           <w:p>
             <w:pPr>
-              <w:pStyle w:val="ListParagraph"/>
-              <w:numPr>
-                <w:ilvl w:val="0"/>
-                <w:numId w:val="11"/>
-              </w:numPr>
               <w:rPr>
                 <w:sz w:val="24"/>
                 <w:szCs w:val="24"/>
@@ -760,11 +665,6 @@
           </w:p>
           <w:p>
             <w:pPr>
-              <w:pStyle w:val="ListParagraph"/>
-              <w:numPr>
-                <w:ilvl w:val="0"/>
-                <w:numId w:val="11"/>
-              </w:numPr>
               <w:rPr>
                 <w:sz w:val="24"/>
                 <w:szCs w:val="24"/>
@@ -775,18 +675,15 @@
                 <w:sz w:val="24"/>
                 <w:szCs w:val="24"/>
               </w:rPr>
-              <w:t xml:space="preserve">Python (basics) </w:t>
+              <w:t>Python (basics</w:t>
             </w:r>
-          </w:p>
-          <w:p>
-            <w:pPr>
+            <w:r>
               <w:rPr>
-                <w:b/>
-                <w:bCs/>
-                <w:sz w:val="28"/>
-                <w:szCs w:val="28"/>
+                <w:sz w:val="24"/>
+                <w:szCs w:val="24"/>
               </w:rPr>
-            </w:pPr>
+              <w:t xml:space="preserve">) </w:t>
+            </w:r>
           </w:p>
           <w:p>
             <w:pPr>
@@ -810,11 +707,6 @@
           </w:p>
           <w:p>
             <w:pPr>
-              <w:pStyle w:val="ListParagraph"/>
-              <w:numPr>
-                <w:ilvl w:val="0"/>
-                <w:numId w:val="14"/>
-              </w:numPr>
               <w:rPr>
                 <w:sz w:val="24"/>
                 <w:szCs w:val="24"/>
@@ -832,11 +724,6 @@
           </w:p>
           <w:p>
             <w:pPr>
-              <w:pStyle w:val="ListParagraph"/>
-              <w:numPr>
-                <w:ilvl w:val="0"/>
-                <w:numId w:val="14"/>
-              </w:numPr>
               <w:rPr>
                 <w:sz w:val="24"/>
                 <w:szCs w:val="24"/>
@@ -854,11 +741,6 @@
           </w:p>
           <w:p>
             <w:pPr>
-              <w:pStyle w:val="ListParagraph"/>
-              <w:numPr>
-                <w:ilvl w:val="0"/>
-                <w:numId w:val="14"/>
-              </w:numPr>
               <w:rPr>
                 <w:sz w:val="24"/>
                 <w:szCs w:val="24"/>
@@ -876,11 +758,6 @@
           </w:p>
           <w:p>
             <w:pPr>
-              <w:pStyle w:val="ListParagraph"/>
-              <w:numPr>
-                <w:ilvl w:val="0"/>
-                <w:numId w:val="14"/>
-              </w:numPr>
               <w:rPr>
                 <w:sz w:val="24"/>
                 <w:szCs w:val="24"/>
@@ -896,11 +773,6 @@
           </w:p>
           <w:p>
             <w:pPr>
-              <w:pStyle w:val="ListParagraph"/>
-              <w:numPr>
-                <w:ilvl w:val="0"/>
-                <w:numId w:val="14"/>
-              </w:numPr>
               <w:rPr>
                 <w:sz w:val="24"/>
                 <w:szCs w:val="24"/>
@@ -928,27 +800,14 @@
     </w:tbl>
     <w:p>
       <w:pPr>
-        <w:ind w:left="-1134" w:right="-999"/>
         <w:rPr>
           <w:rFonts w:ascii="Times New Roman" w:hAnsi="Times New Roman"/>
           <w:b/>
           <w:sz w:val="28"/>
         </w:rPr>
       </w:pPr>
-      <w:r>
-        <w:rPr>
-          <w:rFonts w:ascii="Times New Roman" w:hAnsi="Times New Roman"/>
-          <w:b/>
-          <w:sz w:val="28"/>
-        </w:rPr>
-        <w:lastRenderedPageBreak/>
-        <w:t>-------------------------------------------------------------------------------------------------------------------</w:t>
-      </w:r>
     </w:p>
     <w:p>
-      <w:pPr>
-        <w:ind w:left="-1134" w:right="-999"/>
-      </w:pPr>
       <w:r>
         <w:rPr>
           <w:rFonts w:ascii="Times New Roman" w:hAnsi="Times New Roman"/>
@@ -959,9 +818,6 @@
       </w:r>
     </w:p>
     <w:p>
-      <w:pPr>
-        <w:ind w:left="-1134" w:right="-999"/>
-      </w:pPr>
       <w:r>
         <w:rPr>
           <w:rFonts w:ascii="Times New Roman" w:hAnsi="Times New Roman"/>
@@ -972,9 +828,6 @@
       </w:r>
     </w:p>
     <w:p>
-      <w:pPr>
-        <w:ind w:left="-1134" w:right="-999"/>
-      </w:pPr>
       <w:r>
         <w:rPr>
           <w:rFonts w:ascii="Times New Roman" w:hAnsi="Times New Roman"/>
@@ -984,9 +837,24 @@
       </w:r>
     </w:p>
     <w:p>
-      <w:pPr>
-        <w:ind w:left="-1134" w:right="-999"/>
-      </w:pPr>
+      <w:r>
+        <w:rPr>
+          <w:rFonts w:ascii="Times New Roman" w:hAnsi="Times New Roman"/>
+          <w:sz w:val="24"/>
+        </w:rPr>
+        <w:t>Built reusable UI components with clean design and responsive performance</w:t>
+      </w:r>
+    </w:p>
+    <w:p>
+      <w:r>
+        <w:rPr>
+          <w:rFonts w:ascii="Times New Roman" w:hAnsi="Times New Roman"/>
+          <w:sz w:val="24"/>
+        </w:rPr>
+        <w:t>Technologies: HTML, CSS, JavaScript, React, UI/UX Design</w:t>
+      </w:r>
+    </w:p>
+    <w:p>
       <w:r>
         <w:rPr>
           <w:rFonts w:ascii="Times New Roman" w:hAnsi="Times New Roman"/>
@@ -997,9 +865,6 @@
       </w:r>
     </w:p>
     <w:p>
-      <w:pPr>
-        <w:ind w:left="-1134" w:right="-999"/>
-      </w:pPr>
       <w:r>
         <w:rPr>
           <w:rFonts w:ascii="Times New Roman" w:hAnsi="Times New Roman"/>
@@ -1009,9 +874,24 @@
       </w:r>
     </w:p>
     <w:p>
-      <w:pPr>
-        <w:ind w:left="-1134" w:right="-999"/>
-      </w:pPr>
+      <w:r>
+        <w:rPr>
+          <w:rFonts w:ascii="Times New Roman" w:hAnsi="Times New Roman"/>
+          <w:sz w:val="24"/>
+        </w:rPr>
+        <w:t>Implemented keyboard-based controls and logic-driven gameplay</w:t>
+      </w:r>
+    </w:p>
+    <w:p>
+      <w:r>
+        <w:rPr>
+          <w:rFonts w:ascii="Times New Roman" w:hAnsi="Times New Roman"/>
+          <w:sz w:val="24"/>
+        </w:rPr>
+        <w:t>Technologies: JavaScript, HTML, CSS, UX Interaction Design</w:t>
+      </w:r>
+    </w:p>
+    <w:p>
       <w:r>
         <w:rPr>
           <w:rFonts w:ascii="Times New Roman" w:hAnsi="Times New Roman"/>
@@ -1030,9 +910,6 @@
       </w:r>
     </w:p>
     <w:p>
-      <w:pPr>
-        <w:ind w:left="-1134" w:right="-999"/>
-      </w:pPr>
       <w:r>
         <w:rPr>
           <w:rFonts w:ascii="Times New Roman" w:hAnsi="Times New Roman"/>
@@ -1042,15 +919,49 @@
       </w:r>
     </w:p>
     <w:p>
+      <w:r>
+        <w:rPr>
+          <w:rFonts w:ascii="Times New Roman" w:hAnsi="Times New Roman"/>
+          <w:sz w:val="24"/>
+        </w:rPr>
+        <w:t>Ensured consistent typography, spacing, and accessibility</w:t>
+      </w:r>
+    </w:p>
+    <w:p>
+      <w:r>
+        <w:rPr>
+          <w:rFonts w:ascii="Times New Roman" w:hAnsi="Times New Roman"/>
+          <w:sz w:val="24"/>
+        </w:rPr>
+        <w:t>Implemented light and dark theme concepts</w:t>
+      </w:r>
+    </w:p>
+    <w:p>
+      <w:r>
+        <w:rPr>
+          <w:rFonts w:ascii="Times New Roman" w:hAnsi="Times New Roman"/>
+          <w:sz w:val="24"/>
+        </w:rPr>
+        <w:t>Technologies: UI/UX Design, CSS, Material Design Guidelines</w:t>
+      </w:r>
+    </w:p>
+    <w:p>
       <w:pPr>
-        <w:ind w:left="-1134" w:right="-999"/>
+        <w:rPr>
+          <w:rFonts w:ascii="Times New Roman" w:hAnsi="Times New Roman"/>
+          <w:b/>
+          <w:sz w:val="28"/>
+        </w:rPr>
       </w:pPr>
+    </w:p>
+    <w:p>
       <w:r>
         <w:rPr>
           <w:rFonts w:ascii="Times New Roman" w:hAnsi="Times New Roman"/>
           <w:b/>
           <w:sz w:val="28"/>
         </w:rPr>
+        <w:lastRenderedPageBreak/>
         <w:t>T-Shirt E-Commerce Platform</w:t>
       </w:r>
       <w:r>
@@ -1063,9 +974,6 @@
       </w:r>
     </w:p>
     <w:p>
-      <w:pPr>
-        <w:ind w:left="-1134" w:right="-999"/>
-      </w:pPr>
       <w:r>
         <w:rPr>
           <w:rFonts w:ascii="Times New Roman" w:hAnsi="Times New Roman"/>
@@ -1075,9 +983,24 @@
       </w:r>
     </w:p>
     <w:p>
-      <w:pPr>
-        <w:ind w:left="-1134" w:right="-999"/>
-      </w:pPr>
+      <w:r>
+        <w:rPr>
+          <w:rFonts w:ascii="Times New Roman" w:hAnsi="Times New Roman"/>
+          <w:sz w:val="24"/>
+        </w:rPr>
+        <w:t>Focused on branding, usability, and smooth shopping experience</w:t>
+      </w:r>
+    </w:p>
+    <w:p>
+      <w:r>
+        <w:rPr>
+          <w:rFonts w:ascii="Times New Roman" w:hAnsi="Times New Roman"/>
+          <w:sz w:val="24"/>
+        </w:rPr>
+        <w:t>Technologies: HTML, CSS, Bootstrap, UI Design</w:t>
+      </w:r>
+    </w:p>
+    <w:p>
       <w:r>
         <w:rPr>
           <w:rFonts w:ascii="Times New Roman" w:hAnsi="Times New Roman"/>
@@ -1088,9 +1011,6 @@
       </w:r>
     </w:p>
     <w:p>
-      <w:pPr>
-        <w:ind w:left="-1134" w:right="-999"/>
-      </w:pPr>
       <w:r>
         <w:rPr>
           <w:rFonts w:ascii="Times New Roman" w:hAnsi="Times New Roman"/>
@@ -1100,18 +1020,25 @@
       </w:r>
     </w:p>
     <w:p>
-      <w:pPr>
-        <w:ind w:left="-1134" w:right="-999"/>
+      <w:r>
         <w:rPr>
           <w:rFonts w:ascii="Times New Roman" w:hAnsi="Times New Roman"/>
-          <w:b/>
-          <w:sz w:val="28"/>
+          <w:sz w:val="24"/>
         </w:rPr>
-      </w:pPr>
+        <w:t>Focused on usability, message clarity, and smooth interaction flow</w:t>
+      </w:r>
+    </w:p>
+    <w:p>
+      <w:r>
+        <w:rPr>
+          <w:rFonts w:ascii="Times New Roman" w:hAnsi="Times New Roman"/>
+          <w:sz w:val="24"/>
+        </w:rPr>
+        <w:t>Technologies: JavaScript, Frontend UI, UX Flow Design</w:t>
+      </w:r>
     </w:p>
     <w:p>
       <w:pPr>
-        <w:ind w:left="-1134" w:right="-999"/>
         <w:rPr>
           <w:rFonts w:ascii="Times New Roman" w:hAnsi="Times New Roman"/>
           <w:b/>
@@ -1126,58 +1053,8 @@
         </w:rPr>
         <w:t>--------------------------------------------------------------------------------------------</w:t>
       </w:r>
-      <w:r>
-        <w:rPr>
-          <w:rFonts w:ascii="Times New Roman" w:hAnsi="Times New Roman"/>
-          <w:b/>
-          <w:sz w:val="28"/>
-        </w:rPr>
-        <w:t>-----------------------</w:t>
-      </w:r>
     </w:p>
     <w:p>
-      <w:pPr>
-        <w:ind w:left="-1134" w:right="-999"/>
-        <w:rPr>
-          <w:rFonts w:ascii="Times New Roman" w:hAnsi="Times New Roman"/>
-          <w:b/>
-          <w:sz w:val="28"/>
-        </w:rPr>
-      </w:pPr>
-    </w:p>
-    <w:p>
-      <w:pPr>
-        <w:ind w:left="-1134" w:right="-999"/>
-        <w:rPr>
-          <w:rFonts w:ascii="Times New Roman" w:hAnsi="Times New Roman"/>
-          <w:b/>
-          <w:sz w:val="28"/>
-        </w:rPr>
-      </w:pPr>
-    </w:p>
-    <w:p>
-      <w:pPr>
-        <w:ind w:left="-1134" w:right="-999"/>
-        <w:rPr>
-          <w:rFonts w:ascii="Times New Roman" w:hAnsi="Times New Roman"/>
-          <w:b/>
-          <w:sz w:val="28"/>
-        </w:rPr>
-      </w:pPr>
-      <w:r>
-        <w:rPr>
-          <w:rFonts w:ascii="Times New Roman" w:hAnsi="Times New Roman"/>
-          <w:b/>
-          <w:sz w:val="28"/>
-        </w:rPr>
-        <w:lastRenderedPageBreak/>
-        <w:t>-------------------------------------------------------------------------------------------------------------------</w:t>
-      </w:r>
-    </w:p>
-    <w:p>
-      <w:pPr>
-        <w:ind w:left="-1134" w:right="-999"/>
-      </w:pPr>
       <w:r>
         <w:rPr>
           <w:rFonts w:ascii="Times New Roman" w:hAnsi="Times New Roman"/>
@@ -1188,9 +1065,6 @@
       </w:r>
     </w:p>
     <w:p>
-      <w:pPr>
-        <w:ind w:left="-1134" w:right="-999"/>
-      </w:pPr>
       <w:r>
         <w:rPr>
           <w:rFonts w:ascii="Times New Roman" w:hAnsi="Times New Roman"/>
@@ -1201,87 +1075,88 @@
       </w:r>
     </w:p>
     <w:p>
-      <w:pPr>
-        <w:ind w:left="-1134" w:right="-999"/>
-      </w:pPr>
       <w:r>
         <w:rPr>
           <w:rFonts w:ascii="Times New Roman" w:hAnsi="Times New Roman"/>
           <w:sz w:val="24"/>
         </w:rPr>
-        <w:t>Designed and developed responsive frontend</w:t>
+        <w:t>https://aspedu.in</w:t>
       </w:r>
+    </w:p>
+    <w:p>
       <w:r>
         <w:rPr>
           <w:rFonts w:ascii="Times New Roman" w:hAnsi="Times New Roman"/>
           <w:sz w:val="24"/>
         </w:rPr>
-        <w:t xml:space="preserve"> &amp; Backend (https://aspedu.in)</w:t>
+        <w:t>Designed and developed responsive frontend UI</w:t>
       </w:r>
     </w:p>
     <w:p>
-      <w:pPr>
-        <w:ind w:left="-1134" w:right="-999"/>
-      </w:pPr>
-      <w:proofErr w:type="spellStart"/>
+      <w:r>
+        <w:rPr>
+          <w:rFonts w:ascii="Times New Roman" w:hAnsi="Times New Roman"/>
+          <w:sz w:val="24"/>
+        </w:rPr>
+        <w:t>Created structured layouts for educational content</w:t>
+      </w:r>
+    </w:p>
+    <w:p>
+      <w:r>
+        <w:rPr>
+          <w:rFonts w:ascii="Times New Roman" w:hAnsi="Times New Roman"/>
+          <w:sz w:val="24"/>
+        </w:rPr>
+        <w:t>Delivered a professional and scalable design system</w:t>
+      </w:r>
+    </w:p>
+    <w:p>
       <w:r>
         <w:rPr>
           <w:rFonts w:ascii="Times New Roman" w:hAnsi="Times New Roman"/>
           <w:b/>
           <w:sz w:val="28"/>
         </w:rPr>
-        <w:t>Pangeos</w:t>
-      </w:r>
-      <w:proofErr w:type="spellEnd"/>
-      <w:r>
-        <w:rPr>
-          <w:rFonts w:ascii="Times New Roman" w:hAnsi="Times New Roman"/>
-          <w:b/>
-          <w:sz w:val="28"/>
-        </w:rPr>
-        <w:t xml:space="preserve"> Global – Corporate Website</w:t>
+        <w:t>Pangeos Global – Corporate Website</w:t>
       </w:r>
     </w:p>
     <w:p>
-      <w:pPr>
-        <w:ind w:left="-1134" w:right="-999"/>
-      </w:pPr>
       <w:r>
         <w:rPr>
           <w:rFonts w:ascii="Times New Roman" w:hAnsi="Times New Roman"/>
           <w:sz w:val="24"/>
         </w:rPr>
-        <w:t xml:space="preserve">Delivered corporate-grade </w:t>
+        <w:t>https://pangeosglobal.com</w:t>
       </w:r>
+    </w:p>
+    <w:p>
       <w:r>
         <w:rPr>
           <w:rFonts w:ascii="Times New Roman" w:hAnsi="Times New Roman"/>
           <w:sz w:val="24"/>
         </w:rPr>
-        <w:t>Website (</w:t>
+        <w:t>Delivered corporate-grade UI/UX design</w:t>
       </w:r>
-      <w:hyperlink r:id="rId6" w:history="1">
-        <w:r>
-          <w:rPr>
-            <w:rStyle w:val="Hyperlink"/>
-            <w:rFonts w:ascii="Times New Roman" w:hAnsi="Times New Roman"/>
-            <w:sz w:val="24"/>
-          </w:rPr>
-          <w:t>https://pangeosglobal.com</w:t>
-        </w:r>
-      </w:hyperlink>
+    </w:p>
+    <w:p>
       <w:r>
         <w:rPr>
           <w:rFonts w:ascii="Times New Roman" w:hAnsi="Times New Roman"/>
           <w:sz w:val="24"/>
         </w:rPr>
-        <w:t>)</w:t>
+        <w:t>Maintained strong branding consistency and clean layouts</w:t>
       </w:r>
     </w:p>
     <w:p>
-      <w:pPr>
-        <w:ind w:left="-1134" w:right="-999"/>
-      </w:pPr>
+      <w:r>
+        <w:rPr>
+          <w:rFonts w:ascii="Times New Roman" w:hAnsi="Times New Roman"/>
+          <w:sz w:val="24"/>
+        </w:rPr>
+        <w:t>Implemented SEO-friendly and performance-optimized structure</w:t>
+      </w:r>
+    </w:p>
+    <w:p>
       <w:r>
         <w:rPr>
           <w:rFonts w:ascii="Times New Roman" w:hAnsi="Times New Roman"/>
@@ -1292,38 +1167,33 @@
       </w:r>
     </w:p>
     <w:p>
-      <w:pPr>
-        <w:ind w:left="-1134" w:right="-999"/>
-      </w:pPr>
       <w:r>
         <w:rPr>
           <w:rFonts w:ascii="Times New Roman" w:hAnsi="Times New Roman"/>
           <w:sz w:val="24"/>
         </w:rPr>
-        <w:t>Designed a modern, brand-focused user interface (</w:t>
+        <w:t>https://avocet.vercel.app</w:t>
       </w:r>
-      <w:hyperlink r:id="rId7" w:history="1">
-        <w:r>
-          <w:rPr>
-            <w:rStyle w:val="Hyperlink"/>
-            <w:rFonts w:ascii="Times New Roman" w:hAnsi="Times New Roman"/>
-            <w:sz w:val="24"/>
-          </w:rPr>
-          <w:t>https://avocet.vercel.app</w:t>
-        </w:r>
-      </w:hyperlink>
+    </w:p>
+    <w:p>
       <w:r>
         <w:rPr>
           <w:rFonts w:ascii="Times New Roman" w:hAnsi="Times New Roman"/>
           <w:sz w:val="24"/>
         </w:rPr>
-        <w:t>)</w:t>
+        <w:t>Designed a modern, brand-focused user interface</w:t>
       </w:r>
     </w:p>
     <w:p>
       <w:pPr>
-        <w:ind w:left="-1134" w:right="-999"/>
+        <w:rPr>
+          <w:rFonts w:ascii="Times New Roman" w:hAnsi="Times New Roman"/>
+          <w:b/>
+          <w:sz w:val="28"/>
+        </w:rPr>
       </w:pPr>
+    </w:p>
+    <w:p>
       <w:proofErr w:type="spellStart"/>
       <w:r>
         <w:rPr>
@@ -1331,6 +1201,7 @@
           <w:b/>
           <w:sz w:val="28"/>
         </w:rPr>
+        <w:lastRenderedPageBreak/>
         <w:t>Clomora</w:t>
       </w:r>
       <w:proofErr w:type="spellEnd"/>
@@ -1344,9 +1215,15 @@
       </w:r>
     </w:p>
     <w:p>
-      <w:pPr>
-        <w:ind w:left="-1134" w:right="-999"/>
-      </w:pPr>
+      <w:r>
+        <w:rPr>
+          <w:rFonts w:ascii="Times New Roman" w:hAnsi="Times New Roman"/>
+          <w:sz w:val="24"/>
+        </w:rPr>
+        <w:t>https://clomora-ecommerce.vercel.app</w:t>
+      </w:r>
+    </w:p>
+    <w:p>
       <w:r>
         <w:rPr>
           <w:rFonts w:ascii="Times New Roman" w:hAnsi="Times New Roman"/>
@@ -1354,39 +1231,26 @@
         </w:rPr>
         <w:t>Designed a complete e-commerce user interface</w:t>
       </w:r>
+    </w:p>
+    <w:p>
       <w:r>
         <w:rPr>
           <w:rFonts w:ascii="Times New Roman" w:hAnsi="Times New Roman"/>
           <w:sz w:val="24"/>
         </w:rPr>
-        <w:t xml:space="preserve"> and developed </w:t>
+        <w:t>Optimized product pages and cart flow for better user experience</w:t>
       </w:r>
+    </w:p>
+    <w:p>
       <w:r>
         <w:rPr>
           <w:rFonts w:ascii="Times New Roman" w:hAnsi="Times New Roman"/>
           <w:sz w:val="24"/>
         </w:rPr>
-        <w:t>(</w:t>
-      </w:r>
-      <w:r>
-        <w:rPr>
-          <w:rFonts w:ascii="Times New Roman" w:hAnsi="Times New Roman"/>
-          <w:sz w:val="24"/>
-        </w:rPr>
-        <w:t>https://clomora-ecommerce.vercel.app</w:t>
-      </w:r>
-      <w:r>
-        <w:rPr>
-          <w:rFonts w:ascii="Times New Roman" w:hAnsi="Times New Roman"/>
-          <w:sz w:val="24"/>
-        </w:rPr>
-        <w:t>)</w:t>
+        <w:t>Focused on conversion-oriented and user-friendly layouts</w:t>
       </w:r>
     </w:p>
     <w:p>
-      <w:pPr>
-        <w:ind w:left="-1134" w:right="-999"/>
-      </w:pPr>
       <w:r>
         <w:rPr>
           <w:rFonts w:ascii="Times New Roman" w:hAnsi="Times New Roman"/>
@@ -1397,8 +1261,34 @@
       </w:r>
     </w:p>
     <w:p>
+      <w:r>
+        <w:rPr>
+          <w:rFonts w:ascii="Times New Roman" w:hAnsi="Times New Roman"/>
+          <w:sz w:val="24"/>
+        </w:rPr>
+        <w:t>https://ds-dental-clinic-3.vercel.app</w:t>
+      </w:r>
+    </w:p>
+    <w:p>
+      <w:r>
+        <w:rPr>
+          <w:rFonts w:ascii="Times New Roman" w:hAnsi="Times New Roman"/>
+          <w:sz w:val="24"/>
+        </w:rPr>
+        <w:t>Designed healthcare-focused UI/UX interfaces</w:t>
+      </w:r>
+    </w:p>
+    <w:p>
+      <w:r>
+        <w:rPr>
+          <w:rFonts w:ascii="Times New Roman" w:hAnsi="Times New Roman"/>
+          <w:sz w:val="24"/>
+        </w:rPr>
+        <w:t>Optimized appointment booking and service workflows</w:t>
+      </w:r>
+    </w:p>
+    <w:p>
       <w:pPr>
-        <w:ind w:left="-1134" w:right="-999"/>
         <w:rPr>
           <w:rFonts w:ascii="Times New Roman" w:hAnsi="Times New Roman"/>
           <w:sz w:val="24"/>
@@ -1409,49 +1299,10 @@
           <w:rFonts w:ascii="Times New Roman" w:hAnsi="Times New Roman"/>
           <w:sz w:val="24"/>
         </w:rPr>
-        <w:t xml:space="preserve">Designed healthcare-focused </w:t>
-      </w:r>
-      <w:r>
-        <w:rPr>
-          <w:rFonts w:ascii="Times New Roman" w:hAnsi="Times New Roman"/>
-          <w:sz w:val="24"/>
-        </w:rPr>
-        <w:t>developed with Design (</w:t>
-      </w:r>
-      <w:hyperlink r:id="rId8" w:history="1">
-        <w:r>
-          <w:rPr>
-            <w:rStyle w:val="Hyperlink"/>
-            <w:rFonts w:ascii="Times New Roman" w:hAnsi="Times New Roman"/>
-            <w:sz w:val="24"/>
-          </w:rPr>
-          <w:t>https://ds-dental-clinic-3.vercel.app</w:t>
-        </w:r>
-      </w:hyperlink>
-      <w:r>
-        <w:rPr>
-          <w:rFonts w:ascii="Times New Roman" w:hAnsi="Times New Roman"/>
-          <w:sz w:val="24"/>
-        </w:rPr>
-        <w:t>)</w:t>
+        <w:t>Delivered a fully responsive and professional medical website</w:t>
       </w:r>
     </w:p>
     <w:p>
-      <w:pPr>
-        <w:ind w:left="-1134" w:right="-999"/>
-      </w:pPr>
-      <w:r>
-        <w:rPr>
-          <w:rFonts w:ascii="Times New Roman" w:hAnsi="Times New Roman"/>
-          <w:sz w:val="24"/>
-        </w:rPr>
-        <w:t>--------------------------------------------------------------------------------------------------------------------------------------</w:t>
-      </w:r>
-    </w:p>
-    <w:p>
-      <w:pPr>
-        <w:ind w:left="-1134" w:right="-999"/>
-      </w:pPr>
       <w:r>
         <w:rPr>
           <w:rFonts w:ascii="Times New Roman" w:hAnsi="Times New Roman"/>
@@ -1463,7 +1314,6 @@
     </w:p>
     <w:p>
       <w:pPr>
-        <w:ind w:left="-1134" w:right="-999"/>
         <w:rPr>
           <w:sz w:val="24"/>
           <w:szCs w:val="24"/>
@@ -1507,9 +1357,6 @@
       <w:proofErr w:type="gramEnd"/>
     </w:p>
     <w:p>
-      <w:pPr>
-        <w:ind w:left="-1134" w:right="-999"/>
-      </w:pPr>
       <w:proofErr w:type="spellStart"/>
       <w:r>
         <w:rPr>
@@ -1542,12 +1389,14 @@
     </w:p>
     <w:p>
       <w:pPr>
-        <w:ind w:left="-1134" w:right="-999"/>
         <w:rPr>
           <w:sz w:val="24"/>
           <w:szCs w:val="24"/>
         </w:rPr>
       </w:pPr>
+      <w:r>
+        <w:br/>
+      </w:r>
       <w:proofErr w:type="spellStart"/>
       <w:r>
         <w:rPr>
@@ -1571,7 +1420,6 @@
     </w:p>
     <w:p>
       <w:pPr>
-        <w:ind w:left="-1134" w:right="-999"/>
         <w:rPr>
           <w:sz w:val="24"/>
           <w:szCs w:val="24"/>
@@ -1608,21 +1456,15 @@
       <w:proofErr w:type="gramEnd"/>
     </w:p>
     <w:p>
-      <w:pPr>
-        <w:ind w:left="-1134" w:right="-999"/>
-      </w:pPr>
       <w:r>
         <w:rPr>
           <w:sz w:val="24"/>
           <w:szCs w:val="24"/>
         </w:rPr>
-        <w:t>(ETC)…</w:t>
+        <w:t>(ETC)……</w:t>
       </w:r>
     </w:p>
     <w:p>
-      <w:pPr>
-        <w:ind w:left="-1134" w:right="-999"/>
-      </w:pPr>
       <w:r>
         <w:rPr>
           <w:rFonts w:ascii="Times New Roman" w:hAnsi="Times New Roman"/>
@@ -1634,9 +1476,6 @@
       </w:r>
     </w:p>
     <w:p>
-      <w:pPr>
-        <w:ind w:left="-1134" w:right="-999"/>
-      </w:pPr>
       <w:r>
         <w:rPr>
           <w:rFonts w:ascii="Times New Roman" w:hAnsi="Times New Roman"/>
@@ -1648,7 +1487,6 @@
     </w:p>
     <w:p>
       <w:pPr>
-        <w:ind w:left="-1134" w:right="-999"/>
         <w:rPr>
           <w:b/>
           <w:bCs/>
@@ -1665,9 +1503,6 @@
       </w:r>
     </w:p>
     <w:p>
-      <w:pPr>
-        <w:ind w:left="-1134" w:right="-999"/>
-      </w:pPr>
       <w:r>
         <w:rPr>
           <w:rFonts w:ascii="Times New Roman" w:hAnsi="Times New Roman"/>
@@ -1677,9 +1512,6 @@
       </w:r>
     </w:p>
     <w:p>
-      <w:pPr>
-        <w:ind w:left="-1134" w:right="-999"/>
-      </w:pPr>
       <w:r>
         <w:rPr>
           <w:rFonts w:ascii="Times New Roman" w:hAnsi="Times New Roman"/>
@@ -1689,9 +1521,6 @@
       </w:r>
     </w:p>
     <w:p>
-      <w:pPr>
-        <w:ind w:left="-1134" w:right="-999"/>
-      </w:pPr>
       <w:r>
         <w:rPr>
           <w:rFonts w:ascii="Times New Roman" w:hAnsi="Times New Roman"/>
@@ -1701,9 +1530,6 @@
       </w:r>
     </w:p>
     <w:p>
-      <w:pPr>
-        <w:ind w:left="-1134" w:right="-999"/>
-      </w:pPr>
       <w:r>
         <w:rPr>
           <w:rFonts w:ascii="Times New Roman" w:hAnsi="Times New Roman"/>
@@ -1723,7 +1549,6 @@
     </w:p>
     <w:p>
       <w:pPr>
-        <w:ind w:left="-1134" w:right="-999"/>
         <w:rPr>
           <w:b/>
           <w:bCs/>
@@ -1758,9 +1583,6 @@
       </w:r>
     </w:p>
     <w:p>
-      <w:pPr>
-        <w:ind w:left="-1134" w:right="-999"/>
-      </w:pPr>
       <w:r>
         <w:rPr>
           <w:rFonts w:ascii="Times New Roman" w:hAnsi="Times New Roman"/>
@@ -1770,9 +1592,6 @@
       </w:r>
     </w:p>
     <w:p>
-      <w:pPr>
-        <w:ind w:left="-1134" w:right="-999"/>
-      </w:pPr>
       <w:r>
         <w:rPr>
           <w:rFonts w:ascii="Times New Roman" w:hAnsi="Times New Roman"/>
@@ -1782,9 +1601,6 @@
       </w:r>
     </w:p>
     <w:p>
-      <w:pPr>
-        <w:ind w:left="-1134" w:right="-999"/>
-      </w:pPr>
       <w:r>
         <w:rPr>
           <w:rFonts w:ascii="Times New Roman" w:hAnsi="Times New Roman"/>
@@ -1796,7 +1612,6 @@
     </w:p>
     <w:p>
       <w:pPr>
-        <w:ind w:left="-1134" w:right="-999"/>
         <w:rPr>
           <w:b/>
           <w:bCs/>
@@ -1831,9 +1646,6 @@
       </w:r>
     </w:p>
     <w:p>
-      <w:pPr>
-        <w:ind w:left="-1134" w:right="-999"/>
-      </w:pPr>
       <w:r>
         <w:rPr>
           <w:rFonts w:ascii="Times New Roman" w:hAnsi="Times New Roman"/>
@@ -1843,9 +1655,6 @@
       </w:r>
     </w:p>
     <w:p>
-      <w:pPr>
-        <w:ind w:left="-1134" w:right="-999"/>
-      </w:pPr>
       <w:r>
         <w:rPr>
           <w:rFonts w:ascii="Times New Roman" w:hAnsi="Times New Roman"/>
@@ -1869,9 +1678,6 @@
       </w:r>
     </w:p>
     <w:p>
-      <w:pPr>
-        <w:ind w:left="-1134" w:right="-999"/>
-      </w:pPr>
       <w:r>
         <w:rPr>
           <w:rFonts w:ascii="Times New Roman" w:hAnsi="Times New Roman"/>
@@ -1883,7 +1689,6 @@
     </w:p>
     <w:p>
       <w:pPr>
-        <w:ind w:left="-1134" w:right="-999"/>
         <w:rPr>
           <w:b/>
           <w:bCs/>
@@ -1910,7 +1715,6 @@
     </w:p>
     <w:p>
       <w:pPr>
-        <w:ind w:left="-1134" w:right="-999"/>
         <w:rPr>
           <w:rFonts w:ascii="Times New Roman" w:hAnsi="Times New Roman"/>
           <w:sz w:val="24"/>
@@ -1926,17 +1730,6 @@
     </w:p>
     <w:p>
       <w:pPr>
-        <w:ind w:left="-1134" w:right="-999"/>
-        <w:rPr>
-          <w:rFonts w:ascii="Times New Roman" w:hAnsi="Times New Roman"/>
-          <w:b/>
-          <w:sz w:val="28"/>
-        </w:rPr>
-      </w:pPr>
-    </w:p>
-    <w:p>
-      <w:pPr>
-        <w:ind w:left="-1134" w:right="-999"/>
         <w:rPr>
           <w:rFonts w:ascii="Times New Roman" w:hAnsi="Times New Roman"/>
           <w:b/>
@@ -1954,7 +1747,6 @@
     </w:p>
     <w:p>
       <w:pPr>
-        <w:ind w:left="-1134" w:right="-999"/>
         <w:rPr>
           <w:b/>
           <w:bCs/>
@@ -2259,571 +2051,6 @@
       </w:rPr>
     </w:lvl>
   </w:abstractNum>
-  <w:abstractNum w:abstractNumId="9">
-    <w:nsid w:val="362B45F3"/>
-    <w:multiLevelType w:val="hybridMultilevel"/>
-    <w:tmpl w:val="A21C8320"/>
-    <w:lvl w:ilvl="0" w:tplc="04090001">
-      <w:start w:val="1"/>
-      <w:numFmt w:val="bullet"/>
-      <w:lvlText w:val=""/>
-      <w:lvlJc w:val="left"/>
-      <w:pPr>
-        <w:ind w:left="720" w:hanging="360"/>
-      </w:pPr>
-      <w:rPr>
-        <w:rFonts w:ascii="Symbol" w:hAnsi="Symbol" w:hint="default"/>
-      </w:rPr>
-    </w:lvl>
-    <w:lvl w:ilvl="1" w:tplc="04090003" w:tentative="1">
-      <w:start w:val="1"/>
-      <w:numFmt w:val="bullet"/>
-      <w:lvlText w:val="o"/>
-      <w:lvlJc w:val="left"/>
-      <w:pPr>
-        <w:ind w:left="1440" w:hanging="360"/>
-      </w:pPr>
-      <w:rPr>
-        <w:rFonts w:ascii="Courier New" w:hAnsi="Courier New" w:cs="Courier New" w:hint="default"/>
-      </w:rPr>
-    </w:lvl>
-    <w:lvl w:ilvl="2" w:tplc="04090005" w:tentative="1">
-      <w:start w:val="1"/>
-      <w:numFmt w:val="bullet"/>
-      <w:lvlText w:val=""/>
-      <w:lvlJc w:val="left"/>
-      <w:pPr>
-        <w:ind w:left="2160" w:hanging="360"/>
-      </w:pPr>
-      <w:rPr>
-        <w:rFonts w:ascii="Wingdings" w:hAnsi="Wingdings" w:hint="default"/>
-      </w:rPr>
-    </w:lvl>
-    <w:lvl w:ilvl="3" w:tplc="04090001" w:tentative="1">
-      <w:start w:val="1"/>
-      <w:numFmt w:val="bullet"/>
-      <w:lvlText w:val=""/>
-      <w:lvlJc w:val="left"/>
-      <w:pPr>
-        <w:ind w:left="2880" w:hanging="360"/>
-      </w:pPr>
-      <w:rPr>
-        <w:rFonts w:ascii="Symbol" w:hAnsi="Symbol" w:hint="default"/>
-      </w:rPr>
-    </w:lvl>
-    <w:lvl w:ilvl="4" w:tplc="04090003" w:tentative="1">
-      <w:start w:val="1"/>
-      <w:numFmt w:val="bullet"/>
-      <w:lvlText w:val="o"/>
-      <w:lvlJc w:val="left"/>
-      <w:pPr>
-        <w:ind w:left="3600" w:hanging="360"/>
-      </w:pPr>
-      <w:rPr>
-        <w:rFonts w:ascii="Courier New" w:hAnsi="Courier New" w:cs="Courier New" w:hint="default"/>
-      </w:rPr>
-    </w:lvl>
-    <w:lvl w:ilvl="5" w:tplc="04090005" w:tentative="1">
-      <w:start w:val="1"/>
-      <w:numFmt w:val="bullet"/>
-      <w:lvlText w:val=""/>
-      <w:lvlJc w:val="left"/>
-      <w:pPr>
-        <w:ind w:left="4320" w:hanging="360"/>
-      </w:pPr>
-      <w:rPr>
-        <w:rFonts w:ascii="Wingdings" w:hAnsi="Wingdings" w:hint="default"/>
-      </w:rPr>
-    </w:lvl>
-    <w:lvl w:ilvl="6" w:tplc="04090001" w:tentative="1">
-      <w:start w:val="1"/>
-      <w:numFmt w:val="bullet"/>
-      <w:lvlText w:val=""/>
-      <w:lvlJc w:val="left"/>
-      <w:pPr>
-        <w:ind w:left="5040" w:hanging="360"/>
-      </w:pPr>
-      <w:rPr>
-        <w:rFonts w:ascii="Symbol" w:hAnsi="Symbol" w:hint="default"/>
-      </w:rPr>
-    </w:lvl>
-    <w:lvl w:ilvl="7" w:tplc="04090003" w:tentative="1">
-      <w:start w:val="1"/>
-      <w:numFmt w:val="bullet"/>
-      <w:lvlText w:val="o"/>
-      <w:lvlJc w:val="left"/>
-      <w:pPr>
-        <w:ind w:left="5760" w:hanging="360"/>
-      </w:pPr>
-      <w:rPr>
-        <w:rFonts w:ascii="Courier New" w:hAnsi="Courier New" w:cs="Courier New" w:hint="default"/>
-      </w:rPr>
-    </w:lvl>
-    <w:lvl w:ilvl="8" w:tplc="04090005" w:tentative="1">
-      <w:start w:val="1"/>
-      <w:numFmt w:val="bullet"/>
-      <w:lvlText w:val=""/>
-      <w:lvlJc w:val="left"/>
-      <w:pPr>
-        <w:ind w:left="6480" w:hanging="360"/>
-      </w:pPr>
-      <w:rPr>
-        <w:rFonts w:ascii="Wingdings" w:hAnsi="Wingdings" w:hint="default"/>
-      </w:rPr>
-    </w:lvl>
-  </w:abstractNum>
-  <w:abstractNum w:abstractNumId="10">
-    <w:nsid w:val="4CE36DF4"/>
-    <w:multiLevelType w:val="hybridMultilevel"/>
-    <w:tmpl w:val="06BCAC82"/>
-    <w:lvl w:ilvl="0" w:tplc="04090001">
-      <w:start w:val="1"/>
-      <w:numFmt w:val="bullet"/>
-      <w:lvlText w:val=""/>
-      <w:lvlJc w:val="left"/>
-      <w:pPr>
-        <w:ind w:left="720" w:hanging="360"/>
-      </w:pPr>
-      <w:rPr>
-        <w:rFonts w:ascii="Symbol" w:hAnsi="Symbol" w:hint="default"/>
-      </w:rPr>
-    </w:lvl>
-    <w:lvl w:ilvl="1" w:tplc="04090003" w:tentative="1">
-      <w:start w:val="1"/>
-      <w:numFmt w:val="bullet"/>
-      <w:lvlText w:val="o"/>
-      <w:lvlJc w:val="left"/>
-      <w:pPr>
-        <w:ind w:left="1440" w:hanging="360"/>
-      </w:pPr>
-      <w:rPr>
-        <w:rFonts w:ascii="Courier New" w:hAnsi="Courier New" w:cs="Courier New" w:hint="default"/>
-      </w:rPr>
-    </w:lvl>
-    <w:lvl w:ilvl="2" w:tplc="04090005" w:tentative="1">
-      <w:start w:val="1"/>
-      <w:numFmt w:val="bullet"/>
-      <w:lvlText w:val=""/>
-      <w:lvlJc w:val="left"/>
-      <w:pPr>
-        <w:ind w:left="2160" w:hanging="360"/>
-      </w:pPr>
-      <w:rPr>
-        <w:rFonts w:ascii="Wingdings" w:hAnsi="Wingdings" w:hint="default"/>
-      </w:rPr>
-    </w:lvl>
-    <w:lvl w:ilvl="3" w:tplc="04090001" w:tentative="1">
-      <w:start w:val="1"/>
-      <w:numFmt w:val="bullet"/>
-      <w:lvlText w:val=""/>
-      <w:lvlJc w:val="left"/>
-      <w:pPr>
-        <w:ind w:left="2880" w:hanging="360"/>
-      </w:pPr>
-      <w:rPr>
-        <w:rFonts w:ascii="Symbol" w:hAnsi="Symbol" w:hint="default"/>
-      </w:rPr>
-    </w:lvl>
-    <w:lvl w:ilvl="4" w:tplc="04090003" w:tentative="1">
-      <w:start w:val="1"/>
-      <w:numFmt w:val="bullet"/>
-      <w:lvlText w:val="o"/>
-      <w:lvlJc w:val="left"/>
-      <w:pPr>
-        <w:ind w:left="3600" w:hanging="360"/>
-      </w:pPr>
-      <w:rPr>
-        <w:rFonts w:ascii="Courier New" w:hAnsi="Courier New" w:cs="Courier New" w:hint="default"/>
-      </w:rPr>
-    </w:lvl>
-    <w:lvl w:ilvl="5" w:tplc="04090005" w:tentative="1">
-      <w:start w:val="1"/>
-      <w:numFmt w:val="bullet"/>
-      <w:lvlText w:val=""/>
-      <w:lvlJc w:val="left"/>
-      <w:pPr>
-        <w:ind w:left="4320" w:hanging="360"/>
-      </w:pPr>
-      <w:rPr>
-        <w:rFonts w:ascii="Wingdings" w:hAnsi="Wingdings" w:hint="default"/>
-      </w:rPr>
-    </w:lvl>
-    <w:lvl w:ilvl="6" w:tplc="04090001" w:tentative="1">
-      <w:start w:val="1"/>
-      <w:numFmt w:val="bullet"/>
-      <w:lvlText w:val=""/>
-      <w:lvlJc w:val="left"/>
-      <w:pPr>
-        <w:ind w:left="5040" w:hanging="360"/>
-      </w:pPr>
-      <w:rPr>
-        <w:rFonts w:ascii="Symbol" w:hAnsi="Symbol" w:hint="default"/>
-      </w:rPr>
-    </w:lvl>
-    <w:lvl w:ilvl="7" w:tplc="04090003" w:tentative="1">
-      <w:start w:val="1"/>
-      <w:numFmt w:val="bullet"/>
-      <w:lvlText w:val="o"/>
-      <w:lvlJc w:val="left"/>
-      <w:pPr>
-        <w:ind w:left="5760" w:hanging="360"/>
-      </w:pPr>
-      <w:rPr>
-        <w:rFonts w:ascii="Courier New" w:hAnsi="Courier New" w:cs="Courier New" w:hint="default"/>
-      </w:rPr>
-    </w:lvl>
-    <w:lvl w:ilvl="8" w:tplc="04090005" w:tentative="1">
-      <w:start w:val="1"/>
-      <w:numFmt w:val="bullet"/>
-      <w:lvlText w:val=""/>
-      <w:lvlJc w:val="left"/>
-      <w:pPr>
-        <w:ind w:left="6480" w:hanging="360"/>
-      </w:pPr>
-      <w:rPr>
-        <w:rFonts w:ascii="Wingdings" w:hAnsi="Wingdings" w:hint="default"/>
-      </w:rPr>
-    </w:lvl>
-  </w:abstractNum>
-  <w:abstractNum w:abstractNumId="11">
-    <w:nsid w:val="5D560774"/>
-    <w:multiLevelType w:val="hybridMultilevel"/>
-    <w:tmpl w:val="5FB870C6"/>
-    <w:lvl w:ilvl="0" w:tplc="04090001">
-      <w:start w:val="1"/>
-      <w:numFmt w:val="bullet"/>
-      <w:lvlText w:val=""/>
-      <w:lvlJc w:val="left"/>
-      <w:pPr>
-        <w:ind w:left="720" w:hanging="360"/>
-      </w:pPr>
-      <w:rPr>
-        <w:rFonts w:ascii="Symbol" w:hAnsi="Symbol" w:hint="default"/>
-      </w:rPr>
-    </w:lvl>
-    <w:lvl w:ilvl="1" w:tplc="04090003" w:tentative="1">
-      <w:start w:val="1"/>
-      <w:numFmt w:val="bullet"/>
-      <w:lvlText w:val="o"/>
-      <w:lvlJc w:val="left"/>
-      <w:pPr>
-        <w:ind w:left="1440" w:hanging="360"/>
-      </w:pPr>
-      <w:rPr>
-        <w:rFonts w:ascii="Courier New" w:hAnsi="Courier New" w:cs="Courier New" w:hint="default"/>
-      </w:rPr>
-    </w:lvl>
-    <w:lvl w:ilvl="2" w:tplc="04090005" w:tentative="1">
-      <w:start w:val="1"/>
-      <w:numFmt w:val="bullet"/>
-      <w:lvlText w:val=""/>
-      <w:lvlJc w:val="left"/>
-      <w:pPr>
-        <w:ind w:left="2160" w:hanging="360"/>
-      </w:pPr>
-      <w:rPr>
-        <w:rFonts w:ascii="Wingdings" w:hAnsi="Wingdings" w:hint="default"/>
-      </w:rPr>
-    </w:lvl>
-    <w:lvl w:ilvl="3" w:tplc="04090001" w:tentative="1">
-      <w:start w:val="1"/>
-      <w:numFmt w:val="bullet"/>
-      <w:lvlText w:val=""/>
-      <w:lvlJc w:val="left"/>
-      <w:pPr>
-        <w:ind w:left="2880" w:hanging="360"/>
-      </w:pPr>
-      <w:rPr>
-        <w:rFonts w:ascii="Symbol" w:hAnsi="Symbol" w:hint="default"/>
-      </w:rPr>
-    </w:lvl>
-    <w:lvl w:ilvl="4" w:tplc="04090003" w:tentative="1">
-      <w:start w:val="1"/>
-      <w:numFmt w:val="bullet"/>
-      <w:lvlText w:val="o"/>
-      <w:lvlJc w:val="left"/>
-      <w:pPr>
-        <w:ind w:left="3600" w:hanging="360"/>
-      </w:pPr>
-      <w:rPr>
-        <w:rFonts w:ascii="Courier New" w:hAnsi="Courier New" w:cs="Courier New" w:hint="default"/>
-      </w:rPr>
-    </w:lvl>
-    <w:lvl w:ilvl="5" w:tplc="04090005" w:tentative="1">
-      <w:start w:val="1"/>
-      <w:numFmt w:val="bullet"/>
-      <w:lvlText w:val=""/>
-      <w:lvlJc w:val="left"/>
-      <w:pPr>
-        <w:ind w:left="4320" w:hanging="360"/>
-      </w:pPr>
-      <w:rPr>
-        <w:rFonts w:ascii="Wingdings" w:hAnsi="Wingdings" w:hint="default"/>
-      </w:rPr>
-    </w:lvl>
-    <w:lvl w:ilvl="6" w:tplc="04090001" w:tentative="1">
-      <w:start w:val="1"/>
-      <w:numFmt w:val="bullet"/>
-      <w:lvlText w:val=""/>
-      <w:lvlJc w:val="left"/>
-      <w:pPr>
-        <w:ind w:left="5040" w:hanging="360"/>
-      </w:pPr>
-      <w:rPr>
-        <w:rFonts w:ascii="Symbol" w:hAnsi="Symbol" w:hint="default"/>
-      </w:rPr>
-    </w:lvl>
-    <w:lvl w:ilvl="7" w:tplc="04090003" w:tentative="1">
-      <w:start w:val="1"/>
-      <w:numFmt w:val="bullet"/>
-      <w:lvlText w:val="o"/>
-      <w:lvlJc w:val="left"/>
-      <w:pPr>
-        <w:ind w:left="5760" w:hanging="360"/>
-      </w:pPr>
-      <w:rPr>
-        <w:rFonts w:ascii="Courier New" w:hAnsi="Courier New" w:cs="Courier New" w:hint="default"/>
-      </w:rPr>
-    </w:lvl>
-    <w:lvl w:ilvl="8" w:tplc="04090005" w:tentative="1">
-      <w:start w:val="1"/>
-      <w:numFmt w:val="bullet"/>
-      <w:lvlText w:val=""/>
-      <w:lvlJc w:val="left"/>
-      <w:pPr>
-        <w:ind w:left="6480" w:hanging="360"/>
-      </w:pPr>
-      <w:rPr>
-        <w:rFonts w:ascii="Wingdings" w:hAnsi="Wingdings" w:hint="default"/>
-      </w:rPr>
-    </w:lvl>
-  </w:abstractNum>
-  <w:abstractNum w:abstractNumId="12">
-    <w:nsid w:val="6EA73CBB"/>
-    <w:multiLevelType w:val="hybridMultilevel"/>
-    <w:tmpl w:val="2AF42E00"/>
-    <w:lvl w:ilvl="0" w:tplc="04090001">
-      <w:start w:val="1"/>
-      <w:numFmt w:val="bullet"/>
-      <w:lvlText w:val=""/>
-      <w:lvlJc w:val="left"/>
-      <w:pPr>
-        <w:ind w:left="720" w:hanging="360"/>
-      </w:pPr>
-      <w:rPr>
-        <w:rFonts w:ascii="Symbol" w:hAnsi="Symbol" w:hint="default"/>
-      </w:rPr>
-    </w:lvl>
-    <w:lvl w:ilvl="1" w:tplc="04090003" w:tentative="1">
-      <w:start w:val="1"/>
-      <w:numFmt w:val="bullet"/>
-      <w:lvlText w:val="o"/>
-      <w:lvlJc w:val="left"/>
-      <w:pPr>
-        <w:ind w:left="1440" w:hanging="360"/>
-      </w:pPr>
-      <w:rPr>
-        <w:rFonts w:ascii="Courier New" w:hAnsi="Courier New" w:cs="Courier New" w:hint="default"/>
-      </w:rPr>
-    </w:lvl>
-    <w:lvl w:ilvl="2" w:tplc="04090005" w:tentative="1">
-      <w:start w:val="1"/>
-      <w:numFmt w:val="bullet"/>
-      <w:lvlText w:val=""/>
-      <w:lvlJc w:val="left"/>
-      <w:pPr>
-        <w:ind w:left="2160" w:hanging="360"/>
-      </w:pPr>
-      <w:rPr>
-        <w:rFonts w:ascii="Wingdings" w:hAnsi="Wingdings" w:hint="default"/>
-      </w:rPr>
-    </w:lvl>
-    <w:lvl w:ilvl="3" w:tplc="04090001" w:tentative="1">
-      <w:start w:val="1"/>
-      <w:numFmt w:val="bullet"/>
-      <w:lvlText w:val=""/>
-      <w:lvlJc w:val="left"/>
-      <w:pPr>
-        <w:ind w:left="2880" w:hanging="360"/>
-      </w:pPr>
-      <w:rPr>
-        <w:rFonts w:ascii="Symbol" w:hAnsi="Symbol" w:hint="default"/>
-      </w:rPr>
-    </w:lvl>
-    <w:lvl w:ilvl="4" w:tplc="04090003" w:tentative="1">
-      <w:start w:val="1"/>
-      <w:numFmt w:val="bullet"/>
-      <w:lvlText w:val="o"/>
-      <w:lvlJc w:val="left"/>
-      <w:pPr>
-        <w:ind w:left="3600" w:hanging="360"/>
-      </w:pPr>
-      <w:rPr>
-        <w:rFonts w:ascii="Courier New" w:hAnsi="Courier New" w:cs="Courier New" w:hint="default"/>
-      </w:rPr>
-    </w:lvl>
-    <w:lvl w:ilvl="5" w:tplc="04090005" w:tentative="1">
-      <w:start w:val="1"/>
-      <w:numFmt w:val="bullet"/>
-      <w:lvlText w:val=""/>
-      <w:lvlJc w:val="left"/>
-      <w:pPr>
-        <w:ind w:left="4320" w:hanging="360"/>
-      </w:pPr>
-      <w:rPr>
-        <w:rFonts w:ascii="Wingdings" w:hAnsi="Wingdings" w:hint="default"/>
-      </w:rPr>
-    </w:lvl>
-    <w:lvl w:ilvl="6" w:tplc="04090001" w:tentative="1">
-      <w:start w:val="1"/>
-      <w:numFmt w:val="bullet"/>
-      <w:lvlText w:val=""/>
-      <w:lvlJc w:val="left"/>
-      <w:pPr>
-        <w:ind w:left="5040" w:hanging="360"/>
-      </w:pPr>
-      <w:rPr>
-        <w:rFonts w:ascii="Symbol" w:hAnsi="Symbol" w:hint="default"/>
-      </w:rPr>
-    </w:lvl>
-    <w:lvl w:ilvl="7" w:tplc="04090003" w:tentative="1">
-      <w:start w:val="1"/>
-      <w:numFmt w:val="bullet"/>
-      <w:lvlText w:val="o"/>
-      <w:lvlJc w:val="left"/>
-      <w:pPr>
-        <w:ind w:left="5760" w:hanging="360"/>
-      </w:pPr>
-      <w:rPr>
-        <w:rFonts w:ascii="Courier New" w:hAnsi="Courier New" w:cs="Courier New" w:hint="default"/>
-      </w:rPr>
-    </w:lvl>
-    <w:lvl w:ilvl="8" w:tplc="04090005" w:tentative="1">
-      <w:start w:val="1"/>
-      <w:numFmt w:val="bullet"/>
-      <w:lvlText w:val=""/>
-      <w:lvlJc w:val="left"/>
-      <w:pPr>
-        <w:ind w:left="6480" w:hanging="360"/>
-      </w:pPr>
-      <w:rPr>
-        <w:rFonts w:ascii="Wingdings" w:hAnsi="Wingdings" w:hint="default"/>
-      </w:rPr>
-    </w:lvl>
-  </w:abstractNum>
-  <w:abstractNum w:abstractNumId="13">
-    <w:nsid w:val="72C137EF"/>
-    <w:multiLevelType w:val="hybridMultilevel"/>
-    <w:tmpl w:val="1724116A"/>
-    <w:lvl w:ilvl="0" w:tplc="04090001">
-      <w:start w:val="1"/>
-      <w:numFmt w:val="bullet"/>
-      <w:lvlText w:val=""/>
-      <w:lvlJc w:val="left"/>
-      <w:pPr>
-        <w:ind w:left="720" w:hanging="360"/>
-      </w:pPr>
-      <w:rPr>
-        <w:rFonts w:ascii="Symbol" w:hAnsi="Symbol" w:hint="default"/>
-      </w:rPr>
-    </w:lvl>
-    <w:lvl w:ilvl="1" w:tplc="04090003" w:tentative="1">
-      <w:start w:val="1"/>
-      <w:numFmt w:val="bullet"/>
-      <w:lvlText w:val="o"/>
-      <w:lvlJc w:val="left"/>
-      <w:pPr>
-        <w:ind w:left="1440" w:hanging="360"/>
-      </w:pPr>
-      <w:rPr>
-        <w:rFonts w:ascii="Courier New" w:hAnsi="Courier New" w:cs="Courier New" w:hint="default"/>
-      </w:rPr>
-    </w:lvl>
-    <w:lvl w:ilvl="2" w:tplc="04090005" w:tentative="1">
-      <w:start w:val="1"/>
-      <w:numFmt w:val="bullet"/>
-      <w:lvlText w:val=""/>
-      <w:lvlJc w:val="left"/>
-      <w:pPr>
-        <w:ind w:left="2160" w:hanging="360"/>
-      </w:pPr>
-      <w:rPr>
-        <w:rFonts w:ascii="Wingdings" w:hAnsi="Wingdings" w:hint="default"/>
-      </w:rPr>
-    </w:lvl>
-    <w:lvl w:ilvl="3" w:tplc="04090001" w:tentative="1">
-      <w:start w:val="1"/>
-      <w:numFmt w:val="bullet"/>
-      <w:lvlText w:val=""/>
-      <w:lvlJc w:val="left"/>
-      <w:pPr>
-        <w:ind w:left="2880" w:hanging="360"/>
-      </w:pPr>
-      <w:rPr>
-        <w:rFonts w:ascii="Symbol" w:hAnsi="Symbol" w:hint="default"/>
-      </w:rPr>
-    </w:lvl>
-    <w:lvl w:ilvl="4" w:tplc="04090003" w:tentative="1">
-      <w:start w:val="1"/>
-      <w:numFmt w:val="bullet"/>
-      <w:lvlText w:val="o"/>
-      <w:lvlJc w:val="left"/>
-      <w:pPr>
-        <w:ind w:left="3600" w:hanging="360"/>
-      </w:pPr>
-      <w:rPr>
-        <w:rFonts w:ascii="Courier New" w:hAnsi="Courier New" w:cs="Courier New" w:hint="default"/>
-      </w:rPr>
-    </w:lvl>
-    <w:lvl w:ilvl="5" w:tplc="04090005" w:tentative="1">
-      <w:start w:val="1"/>
-      <w:numFmt w:val="bullet"/>
-      <w:lvlText w:val=""/>
-      <w:lvlJc w:val="left"/>
-      <w:pPr>
-        <w:ind w:left="4320" w:hanging="360"/>
-      </w:pPr>
-      <w:rPr>
-        <w:rFonts w:ascii="Wingdings" w:hAnsi="Wingdings" w:hint="default"/>
-      </w:rPr>
-    </w:lvl>
-    <w:lvl w:ilvl="6" w:tplc="04090001" w:tentative="1">
-      <w:start w:val="1"/>
-      <w:numFmt w:val="bullet"/>
-      <w:lvlText w:val=""/>
-      <w:lvlJc w:val="left"/>
-      <w:pPr>
-        <w:ind w:left="5040" w:hanging="360"/>
-      </w:pPr>
-      <w:rPr>
-        <w:rFonts w:ascii="Symbol" w:hAnsi="Symbol" w:hint="default"/>
-      </w:rPr>
-    </w:lvl>
-    <w:lvl w:ilvl="7" w:tplc="04090003" w:tentative="1">
-      <w:start w:val="1"/>
-      <w:numFmt w:val="bullet"/>
-      <w:lvlText w:val="o"/>
-      <w:lvlJc w:val="left"/>
-      <w:pPr>
-        <w:ind w:left="5760" w:hanging="360"/>
-      </w:pPr>
-      <w:rPr>
-        <w:rFonts w:ascii="Courier New" w:hAnsi="Courier New" w:cs="Courier New" w:hint="default"/>
-      </w:rPr>
-    </w:lvl>
-    <w:lvl w:ilvl="8" w:tplc="04090005" w:tentative="1">
-      <w:start w:val="1"/>
-      <w:numFmt w:val="bullet"/>
-      <w:lvlText w:val=""/>
-      <w:lvlJc w:val="left"/>
-      <w:pPr>
-        <w:ind w:left="6480" w:hanging="360"/>
-      </w:pPr>
-      <w:rPr>
-        <w:rFonts w:ascii="Wingdings" w:hAnsi="Wingdings" w:hint="default"/>
-      </w:rPr>
-    </w:lvl>
-  </w:abstractNum>
   <w:num w:numId="1">
     <w:abstractNumId w:val="8"/>
   </w:num>
@@ -2850,21 +2077,6 @@
   </w:num>
   <w:num w:numId="9">
     <w:abstractNumId w:val="0"/>
-  </w:num>
-  <w:num w:numId="10">
-    <w:abstractNumId w:val="9"/>
-  </w:num>
-  <w:num w:numId="11">
-    <w:abstractNumId w:val="11"/>
-  </w:num>
-  <w:num w:numId="12">
-    <w:abstractNumId w:val="13"/>
-  </w:num>
-  <w:num w:numId="13">
-    <w:abstractNumId w:val="10"/>
-  </w:num>
-  <w:num w:numId="14">
-    <w:abstractNumId w:val="12"/>
   </w:num>
 </w:numbering>
 </file>
@@ -3188,7 +2400,7 @@
       <w:rFonts w:asciiTheme="majorHAnsi" w:eastAsiaTheme="majorEastAsia" w:hAnsiTheme="majorHAnsi" w:cstheme="majorBidi"/>
       <w:i/>
       <w:iCs/>
-      <w:color w:val="404040" w:themeColor="text1" w:themeTint="BF"/>
+      <w:color w:val="515151" w:themeColor="text1" w:themeTint="BF"/>
     </w:rPr>
   </w:style>
   <w:style w:type="paragraph" w:styleId="Heading8">
@@ -3234,7 +2446,7 @@
       <w:rFonts w:asciiTheme="majorHAnsi" w:eastAsiaTheme="majorEastAsia" w:hAnsiTheme="majorHAnsi" w:cstheme="majorBidi"/>
       <w:i/>
       <w:iCs/>
-      <w:color w:val="404040" w:themeColor="text1" w:themeTint="BF"/>
+      <w:color w:val="515151" w:themeColor="text1" w:themeTint="BF"/>
       <w:sz w:val="20"/>
       <w:szCs w:val="20"/>
     </w:rPr>
@@ -3707,7 +2919,7 @@
     <w:rPr>
       <w:i/>
       <w:iCs/>
-      <w:color w:val="000000" w:themeColor="text1"/>
+      <w:color w:val="171717" w:themeColor="text1"/>
     </w:rPr>
   </w:style>
   <w:style w:type="character" w:customStyle="1" w:styleId="QuoteChar">
@@ -3719,7 +2931,7 @@
     <w:rPr>
       <w:i/>
       <w:iCs/>
-      <w:color w:val="000000" w:themeColor="text1"/>
+      <w:color w:val="171717" w:themeColor="text1"/>
     </w:rPr>
   </w:style>
   <w:style w:type="character" w:customStyle="1" w:styleId="Heading4Char">
@@ -3775,7 +2987,7 @@
       <w:rFonts w:asciiTheme="majorHAnsi" w:eastAsiaTheme="majorEastAsia" w:hAnsiTheme="majorHAnsi" w:cstheme="majorBidi"/>
       <w:i/>
       <w:iCs/>
-      <w:color w:val="404040" w:themeColor="text1" w:themeTint="BF"/>
+      <w:color w:val="515151" w:themeColor="text1" w:themeTint="BF"/>
     </w:rPr>
   </w:style>
   <w:style w:type="character" w:customStyle="1" w:styleId="Heading8Char">
@@ -3803,7 +3015,7 @@
       <w:rFonts w:asciiTheme="majorHAnsi" w:eastAsiaTheme="majorEastAsia" w:hAnsiTheme="majorHAnsi" w:cstheme="majorBidi"/>
       <w:i/>
       <w:iCs/>
-      <w:color w:val="404040" w:themeColor="text1" w:themeTint="BF"/>
+      <w:color w:val="515151" w:themeColor="text1" w:themeTint="BF"/>
       <w:sz w:val="20"/>
       <w:szCs w:val="20"/>
     </w:rPr>
@@ -3896,7 +3108,7 @@
     <w:rPr>
       <w:i/>
       <w:iCs/>
-      <w:color w:val="808080" w:themeColor="text1" w:themeTint="7F"/>
+      <w:color w:val="8B8B8B" w:themeColor="text1" w:themeTint="7F"/>
     </w:rPr>
   </w:style>
   <w:style w:type="character" w:styleId="IntenseEmphasis">
@@ -3992,8 +3204,8 @@
       </w:tblCellMar>
     </w:tblPr>
   </w:style>
-  <w:style w:type="table" w:customStyle="1" w:styleId="LightShading1">
-    <w:name w:val="Light Shading1"/>
+  <w:style w:type="table" w:customStyle="1" w:styleId="LightShading">
+    <w:name w:val="Light Shading"/>
     <w:basedOn w:val="TableNormal"/>
     <w:uiPriority w:val="60"/>
     <w:rsid w:val="00FC693F"/>
@@ -4001,15 +3213,15 @@
       <w:spacing w:after="0" w:line="240" w:lineRule="auto"/>
     </w:pPr>
     <w:rPr>
-      <w:color w:val="000000" w:themeColor="text1" w:themeShade="BF"/>
+      <w:color w:val="111111" w:themeColor="text1" w:themeShade="BF"/>
     </w:rPr>
     <w:tblPr>
       <w:tblStyleRowBandSize w:val="1"/>
       <w:tblStyleColBandSize w:val="1"/>
       <w:tblInd w:w="0" w:type="dxa"/>
       <w:tblBorders>
-        <w:top w:val="single" w:sz="8" w:space="0" w:color="000000" w:themeColor="text1"/>
-        <w:bottom w:val="single" w:sz="8" w:space="0" w:color="000000" w:themeColor="text1"/>
+        <w:top w:val="single" w:sz="8" w:space="0" w:color="171717" w:themeColor="text1"/>
+        <w:bottom w:val="single" w:sz="8" w:space="0" w:color="171717" w:themeColor="text1"/>
       </w:tblBorders>
       <w:tblCellMar>
         <w:top w:w="0" w:type="dxa"/>
@@ -4029,9 +3241,9 @@
       <w:tblPr/>
       <w:tcPr>
         <w:tcBorders>
-          <w:top w:val="single" w:sz="8" w:space="0" w:color="000000" w:themeColor="text1"/>
-          <w:left w:val="nil"/>
-          <w:bottom w:val="single" w:sz="8" w:space="0" w:color="000000" w:themeColor="text1"/>
+          <w:top w:val="single" w:sz="8" w:space="0" w:color="171717" w:themeColor="text1"/>
+          <w:left w:val="nil"/>
+          <w:bottom w:val="single" w:sz="8" w:space="0" w:color="171717" w:themeColor="text1"/>
           <w:right w:val="nil"/>
           <w:insideH w:val="nil"/>
           <w:insideV w:val="nil"/>
@@ -4049,9 +3261,9 @@
       <w:tblPr/>
       <w:tcPr>
         <w:tcBorders>
-          <w:top w:val="single" w:sz="8" w:space="0" w:color="000000" w:themeColor="text1"/>
-          <w:left w:val="nil"/>
-          <w:bottom w:val="single" w:sz="8" w:space="0" w:color="000000" w:themeColor="text1"/>
+          <w:top w:val="single" w:sz="8" w:space="0" w:color="171717" w:themeColor="text1"/>
+          <w:left w:val="nil"/>
+          <w:bottom w:val="single" w:sz="8" w:space="0" w:color="171717" w:themeColor="text1"/>
           <w:right w:val="nil"/>
           <w:insideH w:val="nil"/>
           <w:insideV w:val="nil"/>
@@ -4079,7 +3291,7 @@
           <w:insideH w:val="nil"/>
           <w:insideV w:val="nil"/>
         </w:tcBorders>
-        <w:shd w:val="clear" w:color="auto" w:fill="C0C0C0" w:themeFill="text1" w:themeFillTint="3F"/>
+        <w:shd w:val="clear" w:color="auto" w:fill="C5C5C5" w:themeFill="text1" w:themeFillTint="3F"/>
       </w:tcPr>
     </w:tblStylePr>
     <w:tblStylePr w:type="band1Horz">
@@ -4091,12 +3303,12 @@
           <w:insideH w:val="nil"/>
           <w:insideV w:val="nil"/>
         </w:tcBorders>
-        <w:shd w:val="clear" w:color="auto" w:fill="C0C0C0" w:themeFill="text1" w:themeFillTint="3F"/>
-      </w:tcPr>
-    </w:tblStylePr>
-  </w:style>
-  <w:style w:type="table" w:customStyle="1" w:styleId="LightShading-Accent11">
-    <w:name w:val="Light Shading - Accent 11"/>
+        <w:shd w:val="clear" w:color="auto" w:fill="C5C5C5" w:themeFill="text1" w:themeFillTint="3F"/>
+      </w:tcPr>
+    </w:tblStylePr>
+  </w:style>
+  <w:style w:type="table" w:customStyle="1" w:styleId="LightShading-Accent1">
+    <w:name w:val="Light Shading Accent 1"/>
     <w:basedOn w:val="TableNormal"/>
     <w:uiPriority w:val="60"/>
     <w:rsid w:val="00FC693F"/>
@@ -4713,8 +3925,8 @@
       </w:tcPr>
     </w:tblStylePr>
   </w:style>
-  <w:style w:type="table" w:customStyle="1" w:styleId="LightList1">
-    <w:name w:val="Light List1"/>
+  <w:style w:type="table" w:customStyle="1" w:styleId="LightList">
+    <w:name w:val="Light List"/>
     <w:basedOn w:val="TableNormal"/>
     <w:uiPriority w:val="61"/>
     <w:rsid w:val="00FC693F"/>
@@ -4726,10 +3938,10 @@
       <w:tblStyleColBandSize w:val="1"/>
       <w:tblInd w:w="0" w:type="dxa"/>
       <w:tblBorders>
-        <w:top w:val="single" w:sz="8" w:space="0" w:color="000000" w:themeColor="text1"/>
-        <w:left w:val="single" w:sz="8" w:space="0" w:color="000000" w:themeColor="text1"/>
-        <w:bottom w:val="single" w:sz="8" w:space="0" w:color="000000" w:themeColor="text1"/>
-        <w:right w:val="single" w:sz="8" w:space="0" w:color="000000" w:themeColor="text1"/>
+        <w:top w:val="single" w:sz="8" w:space="0" w:color="171717" w:themeColor="text1"/>
+        <w:left w:val="single" w:sz="8" w:space="0" w:color="171717" w:themeColor="text1"/>
+        <w:bottom w:val="single" w:sz="8" w:space="0" w:color="171717" w:themeColor="text1"/>
+        <w:right w:val="single" w:sz="8" w:space="0" w:color="171717" w:themeColor="text1"/>
       </w:tblBorders>
       <w:tblCellMar>
         <w:top w:w="0" w:type="dxa"/>
@@ -4749,7 +3961,7 @@
       </w:rPr>
       <w:tblPr/>
       <w:tcPr>
-        <w:shd w:val="clear" w:color="auto" w:fill="000000" w:themeFill="text1"/>
+        <w:shd w:val="clear" w:color="auto" w:fill="171717" w:themeFill="text1"/>
       </w:tcPr>
     </w:tblStylePr>
     <w:tblStylePr w:type="lastRow">
@@ -4763,10 +3975,10 @@
       <w:tblPr/>
       <w:tcPr>
         <w:tcBorders>
-          <w:top w:val="double" w:sz="6" w:space="0" w:color="000000" w:themeColor="text1"/>
-          <w:left w:val="single" w:sz="8" w:space="0" w:color="000000" w:themeColor="text1"/>
-          <w:bottom w:val="single" w:sz="8" w:space="0" w:color="000000" w:themeColor="text1"/>
-          <w:right w:val="single" w:sz="8" w:space="0" w:color="000000" w:themeColor="text1"/>
+          <w:top w:val="double" w:sz="6" w:space="0" w:color="171717" w:themeColor="text1"/>
+          <w:left w:val="single" w:sz="8" w:space="0" w:color="171717" w:themeColor="text1"/>
+          <w:bottom w:val="single" w:sz="8" w:space="0" w:color="171717" w:themeColor="text1"/>
+          <w:right w:val="single" w:sz="8" w:space="0" w:color="171717" w:themeColor="text1"/>
         </w:tcBorders>
       </w:tcPr>
     </w:tblStylePr>
@@ -4786,10 +3998,10 @@
       <w:tblPr/>
       <w:tcPr>
         <w:tcBorders>
-          <w:top w:val="single" w:sz="8" w:space="0" w:color="000000" w:themeColor="text1"/>
-          <w:left w:val="single" w:sz="8" w:space="0" w:color="000000" w:themeColor="text1"/>
-          <w:bottom w:val="single" w:sz="8" w:space="0" w:color="000000" w:themeColor="text1"/>
-          <w:right w:val="single" w:sz="8" w:space="0" w:color="000000" w:themeColor="text1"/>
+          <w:top w:val="single" w:sz="8" w:space="0" w:color="171717" w:themeColor="text1"/>
+          <w:left w:val="single" w:sz="8" w:space="0" w:color="171717" w:themeColor="text1"/>
+          <w:bottom w:val="single" w:sz="8" w:space="0" w:color="171717" w:themeColor="text1"/>
+          <w:right w:val="single" w:sz="8" w:space="0" w:color="171717" w:themeColor="text1"/>
         </w:tcBorders>
       </w:tcPr>
     </w:tblStylePr>
@@ -4797,16 +4009,16 @@
       <w:tblPr/>
       <w:tcPr>
         <w:tcBorders>
-          <w:top w:val="single" w:sz="8" w:space="0" w:color="000000" w:themeColor="text1"/>
-          <w:left w:val="single" w:sz="8" w:space="0" w:color="000000" w:themeColor="text1"/>
-          <w:bottom w:val="single" w:sz="8" w:space="0" w:color="000000" w:themeColor="text1"/>
-          <w:right w:val="single" w:sz="8" w:space="0" w:color="000000" w:themeColor="text1"/>
-        </w:tcBorders>
-      </w:tcPr>
-    </w:tblStylePr>
-  </w:style>
-  <w:style w:type="table" w:customStyle="1" w:styleId="LightList-Accent11">
-    <w:name w:val="Light List - Accent 11"/>
+          <w:top w:val="single" w:sz="8" w:space="0" w:color="171717" w:themeColor="text1"/>
+          <w:left w:val="single" w:sz="8" w:space="0" w:color="171717" w:themeColor="text1"/>
+          <w:bottom w:val="single" w:sz="8" w:space="0" w:color="171717" w:themeColor="text1"/>
+          <w:right w:val="single" w:sz="8" w:space="0" w:color="171717" w:themeColor="text1"/>
+        </w:tcBorders>
+      </w:tcPr>
+    </w:tblStylePr>
+  </w:style>
+  <w:style w:type="table" w:customStyle="1" w:styleId="LightList-Accent1">
+    <w:name w:val="Light List Accent 1"/>
     <w:basedOn w:val="TableNormal"/>
     <w:uiPriority w:val="61"/>
     <w:rsid w:val="00FC693F"/>
@@ -5357,8 +4569,8 @@
       </w:tcPr>
     </w:tblStylePr>
   </w:style>
-  <w:style w:type="table" w:customStyle="1" w:styleId="LightGrid1">
-    <w:name w:val="Light Grid1"/>
+  <w:style w:type="table" w:customStyle="1" w:styleId="LightGrid">
+    <w:name w:val="Light Grid"/>
     <w:basedOn w:val="TableNormal"/>
     <w:uiPriority w:val="62"/>
     <w:rsid w:val="00CB0664"/>
@@ -5370,12 +4582,12 @@
       <w:tblStyleColBandSize w:val="1"/>
       <w:tblInd w:w="0" w:type="dxa"/>
       <w:tblBorders>
-        <w:top w:val="single" w:sz="8" w:space="0" w:color="000000" w:themeColor="text1"/>
-        <w:left w:val="single" w:sz="8" w:space="0" w:color="000000" w:themeColor="text1"/>
-        <w:bottom w:val="single" w:sz="8" w:space="0" w:color="000000" w:themeColor="text1"/>
-        <w:right w:val="single" w:sz="8" w:space="0" w:color="000000" w:themeColor="text1"/>
-        <w:insideH w:val="single" w:sz="8" w:space="0" w:color="000000" w:themeColor="text1"/>
-        <w:insideV w:val="single" w:sz="8" w:space="0" w:color="000000" w:themeColor="text1"/>
+        <w:top w:val="single" w:sz="8" w:space="0" w:color="171717" w:themeColor="text1"/>
+        <w:left w:val="single" w:sz="8" w:space="0" w:color="171717" w:themeColor="text1"/>
+        <w:bottom w:val="single" w:sz="8" w:space="0" w:color="171717" w:themeColor="text1"/>
+        <w:right w:val="single" w:sz="8" w:space="0" w:color="171717" w:themeColor="text1"/>
+        <w:insideH w:val="single" w:sz="8" w:space="0" w:color="171717" w:themeColor="text1"/>
+        <w:insideV w:val="single" w:sz="8" w:space="0" w:color="171717" w:themeColor="text1"/>
       </w:tblBorders>
       <w:tblCellMar>
         <w:top w:w="0" w:type="dxa"/>
@@ -5396,12 +4608,12 @@
       <w:tblPr/>
       <w:tcPr>
         <w:tcBorders>
-          <w:top w:val="single" w:sz="8" w:space="0" w:color="000000" w:themeColor="text1"/>
-          <w:left w:val="single" w:sz="8" w:space="0" w:color="000000" w:themeColor="text1"/>
-          <w:bottom w:val="single" w:sz="18" w:space="0" w:color="000000" w:themeColor="text1"/>
-          <w:right w:val="single" w:sz="8" w:space="0" w:color="000000" w:themeColor="text1"/>
-          <w:insideH w:val="nil"/>
-          <w:insideV w:val="single" w:sz="8" w:space="0" w:color="000000" w:themeColor="text1"/>
+          <w:top w:val="single" w:sz="8" w:space="0" w:color="171717" w:themeColor="text1"/>
+          <w:left w:val="single" w:sz="8" w:space="0" w:color="171717" w:themeColor="text1"/>
+          <w:bottom w:val="single" w:sz="18" w:space="0" w:color="171717" w:themeColor="text1"/>
+          <w:right w:val="single" w:sz="8" w:space="0" w:color="171717" w:themeColor="text1"/>
+          <w:insideH w:val="nil"/>
+          <w:insideV w:val="single" w:sz="8" w:space="0" w:color="171717" w:themeColor="text1"/>
         </w:tcBorders>
       </w:tcPr>
     </w:tblStylePr>
@@ -5417,12 +4629,12 @@
       <w:tblPr/>
       <w:tcPr>
         <w:tcBorders>
-          <w:top w:val="double" w:sz="6" w:space="0" w:color="000000" w:themeColor="text1"/>
-          <w:left w:val="single" w:sz="8" w:space="0" w:color="000000" w:themeColor="text1"/>
-          <w:bottom w:val="single" w:sz="8" w:space="0" w:color="000000" w:themeColor="text1"/>
-          <w:right w:val="single" w:sz="8" w:space="0" w:color="000000" w:themeColor="text1"/>
-          <w:insideH w:val="nil"/>
-          <w:insideV w:val="single" w:sz="8" w:space="0" w:color="000000" w:themeColor="text1"/>
+          <w:top w:val="double" w:sz="6" w:space="0" w:color="171717" w:themeColor="text1"/>
+          <w:left w:val="single" w:sz="8" w:space="0" w:color="171717" w:themeColor="text1"/>
+          <w:bottom w:val="single" w:sz="8" w:space="0" w:color="171717" w:themeColor="text1"/>
+          <w:right w:val="single" w:sz="8" w:space="0" w:color="171717" w:themeColor="text1"/>
+          <w:insideH w:val="nil"/>
+          <w:insideV w:val="single" w:sz="8" w:space="0" w:color="171717" w:themeColor="text1"/>
         </w:tcBorders>
       </w:tcPr>
     </w:tblStylePr>
@@ -5442,10 +4654,10 @@
       <w:tblPr/>
       <w:tcPr>
         <w:tcBorders>
-          <w:top w:val="single" w:sz="8" w:space="0" w:color="000000" w:themeColor="text1"/>
-          <w:left w:val="single" w:sz="8" w:space="0" w:color="000000" w:themeColor="text1"/>
-          <w:bottom w:val="single" w:sz="8" w:space="0" w:color="000000" w:themeColor="text1"/>
-          <w:right w:val="single" w:sz="8" w:space="0" w:color="000000" w:themeColor="text1"/>
+          <w:top w:val="single" w:sz="8" w:space="0" w:color="171717" w:themeColor="text1"/>
+          <w:left w:val="single" w:sz="8" w:space="0" w:color="171717" w:themeColor="text1"/>
+          <w:bottom w:val="single" w:sz="8" w:space="0" w:color="171717" w:themeColor="text1"/>
+          <w:right w:val="single" w:sz="8" w:space="0" w:color="171717" w:themeColor="text1"/>
         </w:tcBorders>
       </w:tcPr>
     </w:tblStylePr>
@@ -5453,42 +4665,42 @@
       <w:tblPr/>
       <w:tcPr>
         <w:tcBorders>
-          <w:top w:val="single" w:sz="8" w:space="0" w:color="000000" w:themeColor="text1"/>
-          <w:left w:val="single" w:sz="8" w:space="0" w:color="000000" w:themeColor="text1"/>
-          <w:bottom w:val="single" w:sz="8" w:space="0" w:color="000000" w:themeColor="text1"/>
-          <w:right w:val="single" w:sz="8" w:space="0" w:color="000000" w:themeColor="text1"/>
-        </w:tcBorders>
-        <w:shd w:val="clear" w:color="auto" w:fill="C0C0C0" w:themeFill="text1" w:themeFillTint="3F"/>
+          <w:top w:val="single" w:sz="8" w:space="0" w:color="171717" w:themeColor="text1"/>
+          <w:left w:val="single" w:sz="8" w:space="0" w:color="171717" w:themeColor="text1"/>
+          <w:bottom w:val="single" w:sz="8" w:space="0" w:color="171717" w:themeColor="text1"/>
+          <w:right w:val="single" w:sz="8" w:space="0" w:color="171717" w:themeColor="text1"/>
+        </w:tcBorders>
+        <w:shd w:val="clear" w:color="auto" w:fill="C5C5C5" w:themeFill="text1" w:themeFillTint="3F"/>
       </w:tcPr>
     </w:tblStylePr>
     <w:tblStylePr w:type="band1Horz">
       <w:tblPr/>
       <w:tcPr>
         <w:tcBorders>
-          <w:top w:val="single" w:sz="8" w:space="0" w:color="000000" w:themeColor="text1"/>
-          <w:left w:val="single" w:sz="8" w:space="0" w:color="000000" w:themeColor="text1"/>
-          <w:bottom w:val="single" w:sz="8" w:space="0" w:color="000000" w:themeColor="text1"/>
-          <w:right w:val="single" w:sz="8" w:space="0" w:color="000000" w:themeColor="text1"/>
-          <w:insideV w:val="single" w:sz="8" w:space="0" w:color="000000" w:themeColor="text1"/>
-        </w:tcBorders>
-        <w:shd w:val="clear" w:color="auto" w:fill="C0C0C0" w:themeFill="text1" w:themeFillTint="3F"/>
+          <w:top w:val="single" w:sz="8" w:space="0" w:color="171717" w:themeColor="text1"/>
+          <w:left w:val="single" w:sz="8" w:space="0" w:color="171717" w:themeColor="text1"/>
+          <w:bottom w:val="single" w:sz="8" w:space="0" w:color="171717" w:themeColor="text1"/>
+          <w:right w:val="single" w:sz="8" w:space="0" w:color="171717" w:themeColor="text1"/>
+          <w:insideV w:val="single" w:sz="8" w:space="0" w:color="171717" w:themeColor="text1"/>
+        </w:tcBorders>
+        <w:shd w:val="clear" w:color="auto" w:fill="C5C5C5" w:themeFill="text1" w:themeFillTint="3F"/>
       </w:tcPr>
     </w:tblStylePr>
     <w:tblStylePr w:type="band2Horz">
       <w:tblPr/>
       <w:tcPr>
         <w:tcBorders>
-          <w:top w:val="single" w:sz="8" w:space="0" w:color="000000" w:themeColor="text1"/>
-          <w:left w:val="single" w:sz="8" w:space="0" w:color="000000" w:themeColor="text1"/>
-          <w:bottom w:val="single" w:sz="8" w:space="0" w:color="000000" w:themeColor="text1"/>
-          <w:right w:val="single" w:sz="8" w:space="0" w:color="000000" w:themeColor="text1"/>
-          <w:insideV w:val="single" w:sz="8" w:space="0" w:color="000000" w:themeColor="text1"/>
-        </w:tcBorders>
-      </w:tcPr>
-    </w:tblStylePr>
-  </w:style>
-  <w:style w:type="table" w:customStyle="1" w:styleId="LightGrid-Accent11">
-    <w:name w:val="Light Grid - Accent 11"/>
+          <w:top w:val="single" w:sz="8" w:space="0" w:color="171717" w:themeColor="text1"/>
+          <w:left w:val="single" w:sz="8" w:space="0" w:color="171717" w:themeColor="text1"/>
+          <w:bottom w:val="single" w:sz="8" w:space="0" w:color="171717" w:themeColor="text1"/>
+          <w:right w:val="single" w:sz="8" w:space="0" w:color="171717" w:themeColor="text1"/>
+          <w:insideV w:val="single" w:sz="8" w:space="0" w:color="171717" w:themeColor="text1"/>
+        </w:tcBorders>
+      </w:tcPr>
+    </w:tblStylePr>
+  </w:style>
+  <w:style w:type="table" w:customStyle="1" w:styleId="LightGrid-Accent1">
+    <w:name w:val="Light Grid Accent 1"/>
     <w:basedOn w:val="TableNormal"/>
     <w:uiPriority w:val="62"/>
     <w:rsid w:val="00CB0664"/>
@@ -6267,8 +5479,8 @@
       </w:tcPr>
     </w:tblStylePr>
   </w:style>
-  <w:style w:type="table" w:customStyle="1" w:styleId="MediumShading11">
-    <w:name w:val="Medium Shading 11"/>
+  <w:style w:type="table" w:customStyle="1" w:styleId="MediumShading1">
+    <w:name w:val="Medium Shading 1"/>
     <w:basedOn w:val="TableNormal"/>
     <w:uiPriority w:val="63"/>
     <w:rsid w:val="00CB0664"/>
@@ -6280,11 +5492,11 @@
       <w:tblStyleColBandSize w:val="1"/>
       <w:tblInd w:w="0" w:type="dxa"/>
       <w:tblBorders>
-        <w:top w:val="single" w:sz="8" w:space="0" w:color="404040" w:themeColor="text1" w:themeTint="BF"/>
-        <w:left w:val="single" w:sz="8" w:space="0" w:color="404040" w:themeColor="text1" w:themeTint="BF"/>
-        <w:bottom w:val="single" w:sz="8" w:space="0" w:color="404040" w:themeColor="text1" w:themeTint="BF"/>
-        <w:right w:val="single" w:sz="8" w:space="0" w:color="404040" w:themeColor="text1" w:themeTint="BF"/>
-        <w:insideH w:val="single" w:sz="8" w:space="0" w:color="404040" w:themeColor="text1" w:themeTint="BF"/>
+        <w:top w:val="single" w:sz="8" w:space="0" w:color="515151" w:themeColor="text1" w:themeTint="BF"/>
+        <w:left w:val="single" w:sz="8" w:space="0" w:color="515151" w:themeColor="text1" w:themeTint="BF"/>
+        <w:bottom w:val="single" w:sz="8" w:space="0" w:color="515151" w:themeColor="text1" w:themeTint="BF"/>
+        <w:right w:val="single" w:sz="8" w:space="0" w:color="515151" w:themeColor="text1" w:themeTint="BF"/>
+        <w:insideH w:val="single" w:sz="8" w:space="0" w:color="515151" w:themeColor="text1" w:themeTint="BF"/>
       </w:tblBorders>
       <w:tblCellMar>
         <w:top w:w="0" w:type="dxa"/>
@@ -6305,14 +5517,14 @@
       <w:tblPr/>
       <w:tcPr>
         <w:tcBorders>
-          <w:top w:val="single" w:sz="8" w:space="0" w:color="404040" w:themeColor="text1" w:themeTint="BF"/>
-          <w:left w:val="single" w:sz="8" w:space="0" w:color="404040" w:themeColor="text1" w:themeTint="BF"/>
-          <w:bottom w:val="single" w:sz="8" w:space="0" w:color="404040" w:themeColor="text1" w:themeTint="BF"/>
-          <w:right w:val="single" w:sz="8" w:space="0" w:color="404040" w:themeColor="text1" w:themeTint="BF"/>
-          <w:insideH w:val="nil"/>
-          <w:insideV w:val="nil"/>
-        </w:tcBorders>
-        <w:shd w:val="clear" w:color="auto" w:fill="000000" w:themeFill="text1"/>
+          <w:top w:val="single" w:sz="8" w:space="0" w:color="515151" w:themeColor="text1" w:themeTint="BF"/>
+          <w:left w:val="single" w:sz="8" w:space="0" w:color="515151" w:themeColor="text1" w:themeTint="BF"/>
+          <w:bottom w:val="single" w:sz="8" w:space="0" w:color="515151" w:themeColor="text1" w:themeTint="BF"/>
+          <w:right w:val="single" w:sz="8" w:space="0" w:color="515151" w:themeColor="text1" w:themeTint="BF"/>
+          <w:insideH w:val="nil"/>
+          <w:insideV w:val="nil"/>
+        </w:tcBorders>
+        <w:shd w:val="clear" w:color="auto" w:fill="171717" w:themeFill="text1"/>
       </w:tcPr>
     </w:tblStylePr>
     <w:tblStylePr w:type="lastRow">
@@ -6326,10 +5538,10 @@
       <w:tblPr/>
       <w:tcPr>
         <w:tcBorders>
-          <w:top w:val="double" w:sz="6" w:space="0" w:color="404040" w:themeColor="text1" w:themeTint="BF"/>
-          <w:left w:val="single" w:sz="8" w:space="0" w:color="404040" w:themeColor="text1" w:themeTint="BF"/>
-          <w:bottom w:val="single" w:sz="8" w:space="0" w:color="404040" w:themeColor="text1" w:themeTint="BF"/>
-          <w:right w:val="single" w:sz="8" w:space="0" w:color="404040" w:themeColor="text1" w:themeTint="BF"/>
+          <w:top w:val="double" w:sz="6" w:space="0" w:color="515151" w:themeColor="text1" w:themeTint="BF"/>
+          <w:left w:val="single" w:sz="8" w:space="0" w:color="515151" w:themeColor="text1" w:themeTint="BF"/>
+          <w:bottom w:val="single" w:sz="8" w:space="0" w:color="515151" w:themeColor="text1" w:themeTint="BF"/>
+          <w:right w:val="single" w:sz="8" w:space="0" w:color="515151" w:themeColor="text1" w:themeTint="BF"/>
           <w:insideH w:val="nil"/>
           <w:insideV w:val="nil"/>
         </w:tcBorders>
@@ -6350,7 +5562,7 @@
     <w:tblStylePr w:type="band1Vert">
       <w:tblPr/>
       <w:tcPr>
-        <w:shd w:val="clear" w:color="auto" w:fill="C0C0C0" w:themeFill="text1" w:themeFillTint="3F"/>
+        <w:shd w:val="clear" w:color="auto" w:fill="C5C5C5" w:themeFill="text1" w:themeFillTint="3F"/>
       </w:tcPr>
     </w:tblStylePr>
     <w:tblStylePr w:type="band1Horz">
@@ -6360,7 +5572,7 @@
           <w:insideH w:val="nil"/>
           <w:insideV w:val="nil"/>
         </w:tcBorders>
-        <w:shd w:val="clear" w:color="auto" w:fill="C0C0C0" w:themeFill="text1" w:themeFillTint="3F"/>
+        <w:shd w:val="clear" w:color="auto" w:fill="C5C5C5" w:themeFill="text1" w:themeFillTint="3F"/>
       </w:tcPr>
     </w:tblStylePr>
     <w:tblStylePr w:type="band2Horz">
@@ -6373,8 +5585,8 @@
       </w:tcPr>
     </w:tblStylePr>
   </w:style>
-  <w:style w:type="table" w:customStyle="1" w:styleId="MediumShading1-Accent11">
-    <w:name w:val="Medium Shading 1 - Accent 11"/>
+  <w:style w:type="table" w:customStyle="1" w:styleId="MediumShading1-Accent1">
+    <w:name w:val="Medium Shading 1 Accent 1"/>
     <w:basedOn w:val="TableNormal"/>
     <w:uiPriority w:val="63"/>
     <w:rsid w:val="00CB0664"/>
@@ -7009,8 +6221,8 @@
       </w:tcPr>
     </w:tblStylePr>
   </w:style>
-  <w:style w:type="table" w:customStyle="1" w:styleId="MediumShading21">
-    <w:name w:val="Medium Shading 21"/>
+  <w:style w:type="table" w:customStyle="1" w:styleId="MediumShading2">
+    <w:name w:val="Medium Shading 2"/>
     <w:basedOn w:val="TableNormal"/>
     <w:uiPriority w:val="64"/>
     <w:rsid w:val="00CB0664"/>
@@ -7051,7 +6263,7 @@
           <w:insideH w:val="nil"/>
           <w:insideV w:val="nil"/>
         </w:tcBorders>
-        <w:shd w:val="clear" w:color="auto" w:fill="000000" w:themeFill="text1"/>
+        <w:shd w:val="clear" w:color="auto" w:fill="171717" w:themeFill="text1"/>
       </w:tcPr>
     </w:tblStylePr>
     <w:tblStylePr w:type="lastRow">
@@ -7090,7 +6302,7 @@
           <w:insideH w:val="nil"/>
           <w:insideV w:val="nil"/>
         </w:tcBorders>
-        <w:shd w:val="clear" w:color="auto" w:fill="000000" w:themeFill="text1"/>
+        <w:shd w:val="clear" w:color="auto" w:fill="171717" w:themeFill="text1"/>
       </w:tcPr>
     </w:tblStylePr>
     <w:tblStylePr w:type="lastCol">
@@ -7107,7 +6319,7 @@
           <w:insideH w:val="nil"/>
           <w:insideV w:val="nil"/>
         </w:tcBorders>
-        <w:shd w:val="clear" w:color="auto" w:fill="000000" w:themeFill="text1"/>
+        <w:shd w:val="clear" w:color="auto" w:fill="171717" w:themeFill="text1"/>
       </w:tcPr>
     </w:tblStylePr>
     <w:tblStylePr w:type="band1Vert">
@@ -7158,8 +6370,8 @@
       </w:tcPr>
     </w:tblStylePr>
   </w:style>
-  <w:style w:type="table" w:customStyle="1" w:styleId="MediumShading2-Accent11">
-    <w:name w:val="Medium Shading 2 - Accent 11"/>
+  <w:style w:type="table" w:customStyle="1" w:styleId="MediumShading2-Accent1">
+    <w:name w:val="Medium Shading 2 Accent 1"/>
     <w:basedOn w:val="TableNormal"/>
     <w:uiPriority w:val="64"/>
     <w:rsid w:val="00CB0664"/>
@@ -8052,8 +7264,8 @@
       </w:tcPr>
     </w:tblStylePr>
   </w:style>
-  <w:style w:type="table" w:customStyle="1" w:styleId="MediumList11">
-    <w:name w:val="Medium List 11"/>
+  <w:style w:type="table" w:customStyle="1" w:styleId="MediumList1">
+    <w:name w:val="Medium List 1"/>
     <w:basedOn w:val="TableNormal"/>
     <w:uiPriority w:val="65"/>
     <w:rsid w:val="00CB0664"/>
@@ -8061,15 +7273,15 @@
       <w:spacing w:after="0" w:line="240" w:lineRule="auto"/>
     </w:pPr>
     <w:rPr>
-      <w:color w:val="000000" w:themeColor="text1"/>
+      <w:color w:val="171717" w:themeColor="text1"/>
     </w:rPr>
     <w:tblPr>
       <w:tblStyleRowBandSize w:val="1"/>
       <w:tblStyleColBandSize w:val="1"/>
       <w:tblInd w:w="0" w:type="dxa"/>
       <w:tblBorders>
-        <w:top w:val="single" w:sz="8" w:space="0" w:color="000000" w:themeColor="text1"/>
-        <w:bottom w:val="single" w:sz="8" w:space="0" w:color="000000" w:themeColor="text1"/>
+        <w:top w:val="single" w:sz="8" w:space="0" w:color="171717" w:themeColor="text1"/>
+        <w:bottom w:val="single" w:sz="8" w:space="0" w:color="171717" w:themeColor="text1"/>
       </w:tblBorders>
       <w:tblCellMar>
         <w:top w:w="0" w:type="dxa"/>
@@ -8086,7 +7298,7 @@
       <w:tcPr>
         <w:tcBorders>
           <w:top w:val="nil"/>
-          <w:bottom w:val="single" w:sz="8" w:space="0" w:color="000000" w:themeColor="text1"/>
+          <w:bottom w:val="single" w:sz="8" w:space="0" w:color="171717" w:themeColor="text1"/>
         </w:tcBorders>
       </w:tcPr>
     </w:tblStylePr>
@@ -8099,8 +7311,8 @@
       <w:tblPr/>
       <w:tcPr>
         <w:tcBorders>
-          <w:top w:val="single" w:sz="8" w:space="0" w:color="000000" w:themeColor="text1"/>
-          <w:bottom w:val="single" w:sz="8" w:space="0" w:color="000000" w:themeColor="text1"/>
+          <w:top w:val="single" w:sz="8" w:space="0" w:color="171717" w:themeColor="text1"/>
+          <w:bottom w:val="single" w:sz="8" w:space="0" w:color="171717" w:themeColor="text1"/>
         </w:tcBorders>
       </w:tcPr>
     </w:tblStylePr>
@@ -8118,26 +7330,26 @@
       <w:tblPr/>
       <w:tcPr>
         <w:tcBorders>
-          <w:top w:val="single" w:sz="8" w:space="0" w:color="000000" w:themeColor="text1"/>
-          <w:bottom w:val="single" w:sz="8" w:space="0" w:color="000000" w:themeColor="text1"/>
+          <w:top w:val="single" w:sz="8" w:space="0" w:color="171717" w:themeColor="text1"/>
+          <w:bottom w:val="single" w:sz="8" w:space="0" w:color="171717" w:themeColor="text1"/>
         </w:tcBorders>
       </w:tcPr>
     </w:tblStylePr>
     <w:tblStylePr w:type="band1Vert">
       <w:tblPr/>
       <w:tcPr>
-        <w:shd w:val="clear" w:color="auto" w:fill="C0C0C0" w:themeFill="text1" w:themeFillTint="3F"/>
+        <w:shd w:val="clear" w:color="auto" w:fill="C5C5C5" w:themeFill="text1" w:themeFillTint="3F"/>
       </w:tcPr>
     </w:tblStylePr>
     <w:tblStylePr w:type="band1Horz">
       <w:tblPr/>
       <w:tcPr>
-        <w:shd w:val="clear" w:color="auto" w:fill="C0C0C0" w:themeFill="text1" w:themeFillTint="3F"/>
-      </w:tcPr>
-    </w:tblStylePr>
-  </w:style>
-  <w:style w:type="table" w:customStyle="1" w:styleId="MediumList1-Accent11">
-    <w:name w:val="Medium List 1 - Accent 11"/>
+        <w:shd w:val="clear" w:color="auto" w:fill="C5C5C5" w:themeFill="text1" w:themeFillTint="3F"/>
+      </w:tcPr>
+    </w:tblStylePr>
+  </w:style>
+  <w:style w:type="table" w:customStyle="1" w:styleId="MediumList1-Accent1">
+    <w:name w:val="Medium List 1 Accent 1"/>
     <w:basedOn w:val="TableNormal"/>
     <w:uiPriority w:val="65"/>
     <w:rsid w:val="00CB0664"/>
@@ -8145,7 +7357,7 @@
       <w:spacing w:after="0" w:line="240" w:lineRule="auto"/>
     </w:pPr>
     <w:rPr>
-      <w:color w:val="000000" w:themeColor="text1"/>
+      <w:color w:val="171717" w:themeColor="text1"/>
     </w:rPr>
     <w:tblPr>
       <w:tblStyleRowBandSize w:val="1"/>
@@ -8229,7 +7441,7 @@
       <w:spacing w:after="0" w:line="240" w:lineRule="auto"/>
     </w:pPr>
     <w:rPr>
-      <w:color w:val="000000" w:themeColor="text1"/>
+      <w:color w:val="171717" w:themeColor="text1"/>
     </w:rPr>
     <w:tblPr>
       <w:tblStyleRowBandSize w:val="1"/>
@@ -8313,7 +7525,7 @@
       <w:spacing w:after="0" w:line="240" w:lineRule="auto"/>
     </w:pPr>
     <w:rPr>
-      <w:color w:val="000000" w:themeColor="text1"/>
+      <w:color w:val="171717" w:themeColor="text1"/>
     </w:rPr>
     <w:tblPr>
       <w:tblStyleRowBandSize w:val="1"/>
@@ -8397,7 +7609,7 @@
       <w:spacing w:after="0" w:line="240" w:lineRule="auto"/>
     </w:pPr>
     <w:rPr>
-      <w:color w:val="000000" w:themeColor="text1"/>
+      <w:color w:val="171717" w:themeColor="text1"/>
     </w:rPr>
     <w:tblPr>
       <w:tblStyleRowBandSize w:val="1"/>
@@ -8481,7 +7693,7 @@
       <w:spacing w:after="0" w:line="240" w:lineRule="auto"/>
     </w:pPr>
     <w:rPr>
-      <w:color w:val="000000" w:themeColor="text1"/>
+      <w:color w:val="171717" w:themeColor="text1"/>
     </w:rPr>
     <w:tblPr>
       <w:tblStyleRowBandSize w:val="1"/>
@@ -8565,7 +7777,7 @@
       <w:spacing w:after="0" w:line="240" w:lineRule="auto"/>
     </w:pPr>
     <w:rPr>
-      <w:color w:val="000000" w:themeColor="text1"/>
+      <w:color w:val="171717" w:themeColor="text1"/>
     </w:rPr>
     <w:tblPr>
       <w:tblStyleRowBandSize w:val="1"/>
@@ -8640,8 +7852,8 @@
       </w:tcPr>
     </w:tblStylePr>
   </w:style>
-  <w:style w:type="table" w:customStyle="1" w:styleId="MediumList21">
-    <w:name w:val="Medium List 21"/>
+  <w:style w:type="table" w:customStyle="1" w:styleId="MediumList2">
+    <w:name w:val="Medium List 2"/>
     <w:basedOn w:val="TableNormal"/>
     <w:uiPriority w:val="66"/>
     <w:rsid w:val="00CB0664"/>
@@ -8650,17 +7862,17 @@
     </w:pPr>
     <w:rPr>
       <w:rFonts w:asciiTheme="majorHAnsi" w:eastAsiaTheme="majorEastAsia" w:hAnsiTheme="majorHAnsi" w:cstheme="majorBidi"/>
-      <w:color w:val="000000" w:themeColor="text1"/>
+      <w:color w:val="171717" w:themeColor="text1"/>
     </w:rPr>
     <w:tblPr>
       <w:tblStyleRowBandSize w:val="1"/>
       <w:tblStyleColBandSize w:val="1"/>
       <w:tblInd w:w="0" w:type="dxa"/>
       <w:tblBorders>
-        <w:top w:val="single" w:sz="8" w:space="0" w:color="000000" w:themeColor="text1"/>
-        <w:left w:val="single" w:sz="8" w:space="0" w:color="000000" w:themeColor="text1"/>
-        <w:bottom w:val="single" w:sz="8" w:space="0" w:color="000000" w:themeColor="text1"/>
-        <w:right w:val="single" w:sz="8" w:space="0" w:color="000000" w:themeColor="text1"/>
+        <w:top w:val="single" w:sz="8" w:space="0" w:color="171717" w:themeColor="text1"/>
+        <w:left w:val="single" w:sz="8" w:space="0" w:color="171717" w:themeColor="text1"/>
+        <w:bottom w:val="single" w:sz="8" w:space="0" w:color="171717" w:themeColor="text1"/>
+        <w:right w:val="single" w:sz="8" w:space="0" w:color="171717" w:themeColor="text1"/>
       </w:tblBorders>
       <w:tblCellMar>
         <w:top w:w="0" w:type="dxa"/>
@@ -8679,7 +7891,7 @@
         <w:tcBorders>
           <w:top w:val="nil"/>
           <w:left w:val="nil"/>
-          <w:bottom w:val="single" w:sz="24" w:space="0" w:color="000000" w:themeColor="text1"/>
+          <w:bottom w:val="single" w:sz="24" w:space="0" w:color="171717" w:themeColor="text1"/>
           <w:right w:val="nil"/>
           <w:insideH w:val="nil"/>
           <w:insideV w:val="nil"/>
@@ -8691,7 +7903,7 @@
       <w:tblPr/>
       <w:tcPr>
         <w:tcBorders>
-          <w:top w:val="single" w:sz="8" w:space="0" w:color="000000" w:themeColor="text1"/>
+          <w:top w:val="single" w:sz="8" w:space="0" w:color="171717" w:themeColor="text1"/>
           <w:left w:val="nil"/>
           <w:bottom w:val="nil"/>
           <w:right w:val="nil"/>
@@ -8708,7 +7920,7 @@
           <w:top w:val="nil"/>
           <w:left w:val="nil"/>
           <w:bottom w:val="nil"/>
-          <w:right w:val="single" w:sz="8" w:space="0" w:color="000000" w:themeColor="text1"/>
+          <w:right w:val="single" w:sz="8" w:space="0" w:color="171717" w:themeColor="text1"/>
           <w:insideH w:val="nil"/>
           <w:insideV w:val="nil"/>
         </w:tcBorders>
@@ -8720,7 +7932,7 @@
       <w:tcPr>
         <w:tcBorders>
           <w:top w:val="nil"/>
-          <w:left w:val="single" w:sz="8" w:space="0" w:color="000000" w:themeColor="text1"/>
+          <w:left w:val="single" w:sz="8" w:space="0" w:color="171717" w:themeColor="text1"/>
           <w:bottom w:val="nil"/>
           <w:right w:val="nil"/>
           <w:insideH w:val="nil"/>
@@ -8738,7 +7950,7 @@
           <w:insideH w:val="nil"/>
           <w:insideV w:val="nil"/>
         </w:tcBorders>
-        <w:shd w:val="clear" w:color="auto" w:fill="C0C0C0" w:themeFill="text1" w:themeFillTint="3F"/>
+        <w:shd w:val="clear" w:color="auto" w:fill="C5C5C5" w:themeFill="text1" w:themeFillTint="3F"/>
       </w:tcPr>
     </w:tblStylePr>
     <w:tblStylePr w:type="band1Horz">
@@ -8750,7 +7962,7 @@
           <w:insideH w:val="nil"/>
           <w:insideV w:val="nil"/>
         </w:tcBorders>
-        <w:shd w:val="clear" w:color="auto" w:fill="C0C0C0" w:themeFill="text1" w:themeFillTint="3F"/>
+        <w:shd w:val="clear" w:color="auto" w:fill="C5C5C5" w:themeFill="text1" w:themeFillTint="3F"/>
       </w:tcPr>
     </w:tblStylePr>
     <w:tblStylePr w:type="nwCell">
@@ -8778,7 +7990,7 @@
     </w:pPr>
     <w:rPr>
       <w:rFonts w:asciiTheme="majorHAnsi" w:eastAsiaTheme="majorEastAsia" w:hAnsiTheme="majorHAnsi" w:cstheme="majorBidi"/>
-      <w:color w:val="000000" w:themeColor="text1"/>
+      <w:color w:val="171717" w:themeColor="text1"/>
     </w:rPr>
     <w:tblPr>
       <w:tblStyleRowBandSize w:val="1"/>
@@ -8906,7 +8118,7 @@
     </w:pPr>
     <w:rPr>
       <w:rFonts w:asciiTheme="majorHAnsi" w:eastAsiaTheme="majorEastAsia" w:hAnsiTheme="majorHAnsi" w:cstheme="majorBidi"/>
-      <w:color w:val="000000" w:themeColor="text1"/>
+      <w:color w:val="171717" w:themeColor="text1"/>
     </w:rPr>
     <w:tblPr>
       <w:tblStyleRowBandSize w:val="1"/>
@@ -9034,7 +8246,7 @@
     </w:pPr>
     <w:rPr>
       <w:rFonts w:asciiTheme="majorHAnsi" w:eastAsiaTheme="majorEastAsia" w:hAnsiTheme="majorHAnsi" w:cstheme="majorBidi"/>
-      <w:color w:val="000000" w:themeColor="text1"/>
+      <w:color w:val="171717" w:themeColor="text1"/>
     </w:rPr>
     <w:tblPr>
       <w:tblStyleRowBandSize w:val="1"/>
@@ -9162,7 +8374,7 @@
     </w:pPr>
     <w:rPr>
       <w:rFonts w:asciiTheme="majorHAnsi" w:eastAsiaTheme="majorEastAsia" w:hAnsiTheme="majorHAnsi" w:cstheme="majorBidi"/>
-      <w:color w:val="000000" w:themeColor="text1"/>
+      <w:color w:val="171717" w:themeColor="text1"/>
     </w:rPr>
     <w:tblPr>
       <w:tblStyleRowBandSize w:val="1"/>
@@ -9290,7 +8502,7 @@
     </w:pPr>
     <w:rPr>
       <w:rFonts w:asciiTheme="majorHAnsi" w:eastAsiaTheme="majorEastAsia" w:hAnsiTheme="majorHAnsi" w:cstheme="majorBidi"/>
-      <w:color w:val="000000" w:themeColor="text1"/>
+      <w:color w:val="171717" w:themeColor="text1"/>
     </w:rPr>
     <w:tblPr>
       <w:tblStyleRowBandSize w:val="1"/>
@@ -9418,7 +8630,7 @@
     </w:pPr>
     <w:rPr>
       <w:rFonts w:asciiTheme="majorHAnsi" w:eastAsiaTheme="majorEastAsia" w:hAnsiTheme="majorHAnsi" w:cstheme="majorBidi"/>
-      <w:color w:val="000000" w:themeColor="text1"/>
+      <w:color w:val="171717" w:themeColor="text1"/>
     </w:rPr>
     <w:tblPr>
       <w:tblStyleRowBandSize w:val="1"/>
@@ -9536,8 +8748,8 @@
       </w:tcPr>
     </w:tblStylePr>
   </w:style>
-  <w:style w:type="table" w:customStyle="1" w:styleId="MediumGrid11">
-    <w:name w:val="Medium Grid 11"/>
+  <w:style w:type="table" w:customStyle="1" w:styleId="MediumGrid1">
+    <w:name w:val="Medium Grid 1"/>
     <w:basedOn w:val="TableNormal"/>
     <w:uiPriority w:val="67"/>
     <w:rsid w:val="00CB0664"/>
@@ -9549,12 +8761,12 @@
       <w:tblStyleColBandSize w:val="1"/>
       <w:tblInd w:w="0" w:type="dxa"/>
       <w:tblBorders>
-        <w:top w:val="single" w:sz="8" w:space="0" w:color="404040" w:themeColor="text1" w:themeTint="BF"/>
-        <w:left w:val="single" w:sz="8" w:space="0" w:color="404040" w:themeColor="text1" w:themeTint="BF"/>
-        <w:bottom w:val="single" w:sz="8" w:space="0" w:color="404040" w:themeColor="text1" w:themeTint="BF"/>
-        <w:right w:val="single" w:sz="8" w:space="0" w:color="404040" w:themeColor="text1" w:themeTint="BF"/>
-        <w:insideH w:val="single" w:sz="8" w:space="0" w:color="404040" w:themeColor="text1" w:themeTint="BF"/>
-        <w:insideV w:val="single" w:sz="8" w:space="0" w:color="404040" w:themeColor="text1" w:themeTint="BF"/>
+        <w:top w:val="single" w:sz="8" w:space="0" w:color="515151" w:themeColor="text1" w:themeTint="BF"/>
+        <w:left w:val="single" w:sz="8" w:space="0" w:color="515151" w:themeColor="text1" w:themeTint="BF"/>
+        <w:bottom w:val="single" w:sz="8" w:space="0" w:color="515151" w:themeColor="text1" w:themeTint="BF"/>
+        <w:right w:val="single" w:sz="8" w:space="0" w:color="515151" w:themeColor="text1" w:themeTint="BF"/>
+        <w:insideH w:val="single" w:sz="8" w:space="0" w:color="515151" w:themeColor="text1" w:themeTint="BF"/>
+        <w:insideV w:val="single" w:sz="8" w:space="0" w:color="515151" w:themeColor="text1" w:themeTint="BF"/>
       </w:tblBorders>
       <w:tblCellMar>
         <w:top w:w="0" w:type="dxa"/>
@@ -9564,7 +8776,7 @@
       </w:tblCellMar>
     </w:tblPr>
     <w:tcPr>
-      <w:shd w:val="clear" w:color="auto" w:fill="C0C0C0" w:themeFill="text1" w:themeFillTint="3F"/>
+      <w:shd w:val="clear" w:color="auto" w:fill="C5C5C5" w:themeFill="text1" w:themeFillTint="3F"/>
     </w:tcPr>
     <w:tblStylePr w:type="firstRow">
       <w:rPr>
@@ -9580,7 +8792,7 @@
       <w:tblPr/>
       <w:tcPr>
         <w:tcBorders>
-          <w:top w:val="single" w:sz="18" w:space="0" w:color="404040" w:themeColor="text1" w:themeTint="BF"/>
+          <w:top w:val="single" w:sz="18" w:space="0" w:color="515151" w:themeColor="text1" w:themeTint="BF"/>
         </w:tcBorders>
       </w:tcPr>
     </w:tblStylePr>
@@ -9599,13 +8811,13 @@
     <w:tblStylePr w:type="band1Vert">
       <w:tblPr/>
       <w:tcPr>
-        <w:shd w:val="clear" w:color="auto" w:fill="808080" w:themeFill="text1" w:themeFillTint="7F"/>
+        <w:shd w:val="clear" w:color="auto" w:fill="8B8B8B" w:themeFill="text1" w:themeFillTint="7F"/>
       </w:tcPr>
     </w:tblStylePr>
     <w:tblStylePr w:type="band1Horz">
       <w:tblPr/>
       <w:tcPr>
-        <w:shd w:val="clear" w:color="auto" w:fill="808080" w:themeFill="text1" w:themeFillTint="7F"/>
+        <w:shd w:val="clear" w:color="auto" w:fill="8B8B8B" w:themeFill="text1" w:themeFillTint="7F"/>
       </w:tcPr>
     </w:tblStylePr>
   </w:style>
@@ -10047,8 +9259,8 @@
       </w:tcPr>
     </w:tblStylePr>
   </w:style>
-  <w:style w:type="table" w:customStyle="1" w:styleId="MediumGrid21">
-    <w:name w:val="Medium Grid 21"/>
+  <w:style w:type="table" w:customStyle="1" w:styleId="MediumGrid2">
+    <w:name w:val="Medium Grid 2"/>
     <w:basedOn w:val="TableNormal"/>
     <w:uiPriority w:val="68"/>
     <w:rsid w:val="00CB0664"/>
@@ -10057,19 +9269,19 @@
     </w:pPr>
     <w:rPr>
       <w:rFonts w:asciiTheme="majorHAnsi" w:eastAsiaTheme="majorEastAsia" w:hAnsiTheme="majorHAnsi" w:cstheme="majorBidi"/>
-      <w:color w:val="000000" w:themeColor="text1"/>
+      <w:color w:val="171717" w:themeColor="text1"/>
     </w:rPr>
     <w:tblPr>
       <w:tblStyleRowBandSize w:val="1"/>
       <w:tblStyleColBandSize w:val="1"/>
       <w:tblInd w:w="0" w:type="dxa"/>
       <w:tblBorders>
-        <w:top w:val="single" w:sz="8" w:space="0" w:color="000000" w:themeColor="text1"/>
-        <w:left w:val="single" w:sz="8" w:space="0" w:color="000000" w:themeColor="text1"/>
-        <w:bottom w:val="single" w:sz="8" w:space="0" w:color="000000" w:themeColor="text1"/>
-        <w:right w:val="single" w:sz="8" w:space="0" w:color="000000" w:themeColor="text1"/>
-        <w:insideH w:val="single" w:sz="8" w:space="0" w:color="000000" w:themeColor="text1"/>
-        <w:insideV w:val="single" w:sz="8" w:space="0" w:color="000000" w:themeColor="text1"/>
+        <w:top w:val="single" w:sz="8" w:space="0" w:color="171717" w:themeColor="text1"/>
+        <w:left w:val="single" w:sz="8" w:space="0" w:color="171717" w:themeColor="text1"/>
+        <w:bottom w:val="single" w:sz="8" w:space="0" w:color="171717" w:themeColor="text1"/>
+        <w:right w:val="single" w:sz="8" w:space="0" w:color="171717" w:themeColor="text1"/>
+        <w:insideH w:val="single" w:sz="8" w:space="0" w:color="171717" w:themeColor="text1"/>
+        <w:insideV w:val="single" w:sz="8" w:space="0" w:color="171717" w:themeColor="text1"/>
       </w:tblBorders>
       <w:tblCellMar>
         <w:top w:w="0" w:type="dxa"/>
@@ -10079,29 +9291,29 @@
       </w:tblCellMar>
     </w:tblPr>
     <w:tcPr>
-      <w:shd w:val="clear" w:color="auto" w:fill="C0C0C0" w:themeFill="text1" w:themeFillTint="3F"/>
+      <w:shd w:val="clear" w:color="auto" w:fill="C5C5C5" w:themeFill="text1" w:themeFillTint="3F"/>
     </w:tcPr>
     <w:tblStylePr w:type="firstRow">
       <w:rPr>
         <w:b/>
         <w:bCs/>
-        <w:color w:val="000000" w:themeColor="text1"/>
-      </w:rPr>
-      <w:tblPr/>
-      <w:tcPr>
-        <w:shd w:val="clear" w:color="auto" w:fill="E6E6E6" w:themeFill="text1" w:themeFillTint="19"/>
+        <w:color w:val="171717" w:themeColor="text1"/>
+      </w:rPr>
+      <w:tblPr/>
+      <w:tcPr>
+        <w:shd w:val="clear" w:color="auto" w:fill="E8E8E8" w:themeFill="text1" w:themeFillTint="19"/>
       </w:tcPr>
     </w:tblStylePr>
     <w:tblStylePr w:type="lastRow">
       <w:rPr>
         <w:b/>
         <w:bCs/>
-        <w:color w:val="000000" w:themeColor="text1"/>
-      </w:rPr>
-      <w:tblPr/>
-      <w:tcPr>
-        <w:tcBorders>
-          <w:top w:val="single" w:sz="12" w:space="0" w:color="000000" w:themeColor="text1"/>
+        <w:color w:val="171717" w:themeColor="text1"/>
+      </w:rPr>
+      <w:tblPr/>
+      <w:tcPr>
+        <w:tcBorders>
+          <w:top w:val="single" w:sz="12" w:space="0" w:color="171717" w:themeColor="text1"/>
           <w:left w:val="nil"/>
           <w:bottom w:val="nil"/>
           <w:right w:val="nil"/>
@@ -10115,7 +9327,7 @@
       <w:rPr>
         <w:b/>
         <w:bCs/>
-        <w:color w:val="000000" w:themeColor="text1"/>
+        <w:color w:val="171717" w:themeColor="text1"/>
       </w:rPr>
       <w:tblPr/>
       <w:tcPr>
@@ -10134,7 +9346,7 @@
       <w:rPr>
         <w:b w:val="0"/>
         <w:bCs w:val="0"/>
-        <w:color w:val="000000" w:themeColor="text1"/>
+        <w:color w:val="171717" w:themeColor="text1"/>
       </w:rPr>
       <w:tblPr/>
       <w:tcPr>
@@ -10146,23 +9358,23 @@
           <w:insideH w:val="nil"/>
           <w:insideV w:val="nil"/>
         </w:tcBorders>
-        <w:shd w:val="clear" w:color="auto" w:fill="CCCCCC" w:themeFill="text1" w:themeFillTint="33"/>
+        <w:shd w:val="clear" w:color="auto" w:fill="D0D0D0" w:themeFill="text1" w:themeFillTint="33"/>
       </w:tcPr>
     </w:tblStylePr>
     <w:tblStylePr w:type="band1Vert">
       <w:tblPr/>
       <w:tcPr>
-        <w:shd w:val="clear" w:color="auto" w:fill="808080" w:themeFill="text1" w:themeFillTint="7F"/>
+        <w:shd w:val="clear" w:color="auto" w:fill="8B8B8B" w:themeFill="text1" w:themeFillTint="7F"/>
       </w:tcPr>
     </w:tblStylePr>
     <w:tblStylePr w:type="band1Horz">
       <w:tblPr/>
       <w:tcPr>
         <w:tcBorders>
-          <w:insideH w:val="single" w:sz="6" w:space="0" w:color="000000" w:themeColor="text1"/>
-          <w:insideV w:val="single" w:sz="6" w:space="0" w:color="000000" w:themeColor="text1"/>
-        </w:tcBorders>
-        <w:shd w:val="clear" w:color="auto" w:fill="808080" w:themeFill="text1" w:themeFillTint="7F"/>
+          <w:insideH w:val="single" w:sz="6" w:space="0" w:color="171717" w:themeColor="text1"/>
+          <w:insideV w:val="single" w:sz="6" w:space="0" w:color="171717" w:themeColor="text1"/>
+        </w:tcBorders>
+        <w:shd w:val="clear" w:color="auto" w:fill="8B8B8B" w:themeFill="text1" w:themeFillTint="7F"/>
       </w:tcPr>
     </w:tblStylePr>
     <w:tblStylePr w:type="nwCell">
@@ -10182,7 +9394,7 @@
     </w:pPr>
     <w:rPr>
       <w:rFonts w:asciiTheme="majorHAnsi" w:eastAsiaTheme="majorEastAsia" w:hAnsiTheme="majorHAnsi" w:cstheme="majorBidi"/>
-      <w:color w:val="000000" w:themeColor="text1"/>
+      <w:color w:val="171717" w:themeColor="text1"/>
     </w:rPr>
     <w:tblPr>
       <w:tblStyleRowBandSize w:val="1"/>
@@ -10210,7 +9422,7 @@
       <w:rPr>
         <w:b/>
         <w:bCs/>
-        <w:color w:val="000000" w:themeColor="text1"/>
+        <w:color w:val="171717" w:themeColor="text1"/>
       </w:rPr>
       <w:tblPr/>
       <w:tcPr>
@@ -10221,12 +9433,12 @@
       <w:rPr>
         <w:b/>
         <w:bCs/>
-        <w:color w:val="000000" w:themeColor="text1"/>
-      </w:rPr>
-      <w:tblPr/>
-      <w:tcPr>
-        <w:tcBorders>
-          <w:top w:val="single" w:sz="12" w:space="0" w:color="000000" w:themeColor="text1"/>
+        <w:color w:val="171717" w:themeColor="text1"/>
+      </w:rPr>
+      <w:tblPr/>
+      <w:tcPr>
+        <w:tcBorders>
+          <w:top w:val="single" w:sz="12" w:space="0" w:color="171717" w:themeColor="text1"/>
           <w:left w:val="nil"/>
           <w:bottom w:val="nil"/>
           <w:right w:val="nil"/>
@@ -10240,7 +9452,7 @@
       <w:rPr>
         <w:b/>
         <w:bCs/>
-        <w:color w:val="000000" w:themeColor="text1"/>
+        <w:color w:val="171717" w:themeColor="text1"/>
       </w:rPr>
       <w:tblPr/>
       <w:tcPr>
@@ -10259,7 +9471,7 @@
       <w:rPr>
         <w:b w:val="0"/>
         <w:bCs w:val="0"/>
-        <w:color w:val="000000" w:themeColor="text1"/>
+        <w:color w:val="171717" w:themeColor="text1"/>
       </w:rPr>
       <w:tblPr/>
       <w:tcPr>
@@ -10307,7 +9519,7 @@
     </w:pPr>
     <w:rPr>
       <w:rFonts w:asciiTheme="majorHAnsi" w:eastAsiaTheme="majorEastAsia" w:hAnsiTheme="majorHAnsi" w:cstheme="majorBidi"/>
-      <w:color w:val="000000" w:themeColor="text1"/>
+      <w:color w:val="171717" w:themeColor="text1"/>
     </w:rPr>
     <w:tblPr>
       <w:tblStyleRowBandSize w:val="1"/>
@@ -10335,7 +9547,7 @@
       <w:rPr>
         <w:b/>
         <w:bCs/>
-        <w:color w:val="000000" w:themeColor="text1"/>
+        <w:color w:val="171717" w:themeColor="text1"/>
       </w:rPr>
       <w:tblPr/>
       <w:tcPr>
@@ -10346,12 +9558,12 @@
       <w:rPr>
         <w:b/>
         <w:bCs/>
-        <w:color w:val="000000" w:themeColor="text1"/>
-      </w:rPr>
-      <w:tblPr/>
-      <w:tcPr>
-        <w:tcBorders>
-          <w:top w:val="single" w:sz="12" w:space="0" w:color="000000" w:themeColor="text1"/>
+        <w:color w:val="171717" w:themeColor="text1"/>
+      </w:rPr>
+      <w:tblPr/>
+      <w:tcPr>
+        <w:tcBorders>
+          <w:top w:val="single" w:sz="12" w:space="0" w:color="171717" w:themeColor="text1"/>
           <w:left w:val="nil"/>
           <w:bottom w:val="nil"/>
           <w:right w:val="nil"/>
@@ -10365,7 +9577,7 @@
       <w:rPr>
         <w:b/>
         <w:bCs/>
-        <w:color w:val="000000" w:themeColor="text1"/>
+        <w:color w:val="171717" w:themeColor="text1"/>
       </w:rPr>
       <w:tblPr/>
       <w:tcPr>
@@ -10384,7 +9596,7 @@
       <w:rPr>
         <w:b w:val="0"/>
         <w:bCs w:val="0"/>
-        <w:color w:val="000000" w:themeColor="text1"/>
+        <w:color w:val="171717" w:themeColor="text1"/>
       </w:rPr>
       <w:tblPr/>
       <w:tcPr>
@@ -10432,7 +9644,7 @@
     </w:pPr>
     <w:rPr>
       <w:rFonts w:asciiTheme="majorHAnsi" w:eastAsiaTheme="majorEastAsia" w:hAnsiTheme="majorHAnsi" w:cstheme="majorBidi"/>
-      <w:color w:val="000000" w:themeColor="text1"/>
+      <w:color w:val="171717" w:themeColor="text1"/>
     </w:rPr>
     <w:tblPr>
       <w:tblStyleRowBandSize w:val="1"/>
@@ -10460,7 +9672,7 @@
       <w:rPr>
         <w:b/>
         <w:bCs/>
-        <w:color w:val="000000" w:themeColor="text1"/>
+        <w:color w:val="171717" w:themeColor="text1"/>
       </w:rPr>
       <w:tblPr/>
       <w:tcPr>
@@ -10471,12 +9683,12 @@
       <w:rPr>
         <w:b/>
         <w:bCs/>
-        <w:color w:val="000000" w:themeColor="text1"/>
-      </w:rPr>
-      <w:tblPr/>
-      <w:tcPr>
-        <w:tcBorders>
-          <w:top w:val="single" w:sz="12" w:space="0" w:color="000000" w:themeColor="text1"/>
+        <w:color w:val="171717" w:themeColor="text1"/>
+      </w:rPr>
+      <w:tblPr/>
+      <w:tcPr>
+        <w:tcBorders>
+          <w:top w:val="single" w:sz="12" w:space="0" w:color="171717" w:themeColor="text1"/>
           <w:left w:val="nil"/>
           <w:bottom w:val="nil"/>
           <w:right w:val="nil"/>
@@ -10490,7 +9702,7 @@
       <w:rPr>
         <w:b/>
         <w:bCs/>
-        <w:color w:val="000000" w:themeColor="text1"/>
+        <w:color w:val="171717" w:themeColor="text1"/>
       </w:rPr>
       <w:tblPr/>
       <w:tcPr>
@@ -10509,7 +9721,7 @@
       <w:rPr>
         <w:b w:val="0"/>
         <w:bCs w:val="0"/>
-        <w:color w:val="000000" w:themeColor="text1"/>
+        <w:color w:val="171717" w:themeColor="text1"/>
       </w:rPr>
       <w:tblPr/>
       <w:tcPr>
@@ -10557,7 +9769,7 @@
     </w:pPr>
     <w:rPr>
       <w:rFonts w:asciiTheme="majorHAnsi" w:eastAsiaTheme="majorEastAsia" w:hAnsiTheme="majorHAnsi" w:cstheme="majorBidi"/>
-      <w:color w:val="000000" w:themeColor="text1"/>
+      <w:color w:val="171717" w:themeColor="text1"/>
     </w:rPr>
     <w:tblPr>
       <w:tblStyleRowBandSize w:val="1"/>
@@ -10585,7 +9797,7 @@
       <w:rPr>
         <w:b/>
         <w:bCs/>
-        <w:color w:val="000000" w:themeColor="text1"/>
+        <w:color w:val="171717" w:themeColor="text1"/>
       </w:rPr>
       <w:tblPr/>
       <w:tcPr>
@@ -10596,12 +9808,12 @@
       <w:rPr>
         <w:b/>
         <w:bCs/>
-        <w:color w:val="000000" w:themeColor="text1"/>
-      </w:rPr>
-      <w:tblPr/>
-      <w:tcPr>
-        <w:tcBorders>
-          <w:top w:val="single" w:sz="12" w:space="0" w:color="000000" w:themeColor="text1"/>
+        <w:color w:val="171717" w:themeColor="text1"/>
+      </w:rPr>
+      <w:tblPr/>
+      <w:tcPr>
+        <w:tcBorders>
+          <w:top w:val="single" w:sz="12" w:space="0" w:color="171717" w:themeColor="text1"/>
           <w:left w:val="nil"/>
           <w:bottom w:val="nil"/>
           <w:right w:val="nil"/>
@@ -10615,7 +9827,7 @@
       <w:rPr>
         <w:b/>
         <w:bCs/>
-        <w:color w:val="000000" w:themeColor="text1"/>
+        <w:color w:val="171717" w:themeColor="text1"/>
       </w:rPr>
       <w:tblPr/>
       <w:tcPr>
@@ -10634,7 +9846,7 @@
       <w:rPr>
         <w:b w:val="0"/>
         <w:bCs w:val="0"/>
-        <w:color w:val="000000" w:themeColor="text1"/>
+        <w:color w:val="171717" w:themeColor="text1"/>
       </w:rPr>
       <w:tblPr/>
       <w:tcPr>
@@ -10682,7 +9894,7 @@
     </w:pPr>
     <w:rPr>
       <w:rFonts w:asciiTheme="majorHAnsi" w:eastAsiaTheme="majorEastAsia" w:hAnsiTheme="majorHAnsi" w:cstheme="majorBidi"/>
-      <w:color w:val="000000" w:themeColor="text1"/>
+      <w:color w:val="171717" w:themeColor="text1"/>
     </w:rPr>
     <w:tblPr>
       <w:tblStyleRowBandSize w:val="1"/>
@@ -10710,7 +9922,7 @@
       <w:rPr>
         <w:b/>
         <w:bCs/>
-        <w:color w:val="000000" w:themeColor="text1"/>
+        <w:color w:val="171717" w:themeColor="text1"/>
       </w:rPr>
       <w:tblPr/>
       <w:tcPr>
@@ -10721,12 +9933,12 @@
       <w:rPr>
         <w:b/>
         <w:bCs/>
-        <w:color w:val="000000" w:themeColor="text1"/>
-      </w:rPr>
-      <w:tblPr/>
-      <w:tcPr>
-        <w:tcBorders>
-          <w:top w:val="single" w:sz="12" w:space="0" w:color="000000" w:themeColor="text1"/>
+        <w:color w:val="171717" w:themeColor="text1"/>
+      </w:rPr>
+      <w:tblPr/>
+      <w:tcPr>
+        <w:tcBorders>
+          <w:top w:val="single" w:sz="12" w:space="0" w:color="171717" w:themeColor="text1"/>
           <w:left w:val="nil"/>
           <w:bottom w:val="nil"/>
           <w:right w:val="nil"/>
@@ -10740,7 +9952,7 @@
       <w:rPr>
         <w:b/>
         <w:bCs/>
-        <w:color w:val="000000" w:themeColor="text1"/>
+        <w:color w:val="171717" w:themeColor="text1"/>
       </w:rPr>
       <w:tblPr/>
       <w:tcPr>
@@ -10759,7 +9971,7 @@
       <w:rPr>
         <w:b w:val="0"/>
         <w:bCs w:val="0"/>
-        <w:color w:val="000000" w:themeColor="text1"/>
+        <w:color w:val="171717" w:themeColor="text1"/>
       </w:rPr>
       <w:tblPr/>
       <w:tcPr>
@@ -10807,7 +10019,7 @@
     </w:pPr>
     <w:rPr>
       <w:rFonts w:asciiTheme="majorHAnsi" w:eastAsiaTheme="majorEastAsia" w:hAnsiTheme="majorHAnsi" w:cstheme="majorBidi"/>
-      <w:color w:val="000000" w:themeColor="text1"/>
+      <w:color w:val="171717" w:themeColor="text1"/>
     </w:rPr>
     <w:tblPr>
       <w:tblStyleRowBandSize w:val="1"/>
@@ -10835,7 +10047,7 @@
       <w:rPr>
         <w:b/>
         <w:bCs/>
-        <w:color w:val="000000" w:themeColor="text1"/>
+        <w:color w:val="171717" w:themeColor="text1"/>
       </w:rPr>
       <w:tblPr/>
       <w:tcPr>
@@ -10846,12 +10058,12 @@
       <w:rPr>
         <w:b/>
         <w:bCs/>
-        <w:color w:val="000000" w:themeColor="text1"/>
-      </w:rPr>
-      <w:tblPr/>
-      <w:tcPr>
-        <w:tcBorders>
-          <w:top w:val="single" w:sz="12" w:space="0" w:color="000000" w:themeColor="text1"/>
+        <w:color w:val="171717" w:themeColor="text1"/>
+      </w:rPr>
+      <w:tblPr/>
+      <w:tcPr>
+        <w:tcBorders>
+          <w:top w:val="single" w:sz="12" w:space="0" w:color="171717" w:themeColor="text1"/>
           <w:left w:val="nil"/>
           <w:bottom w:val="nil"/>
           <w:right w:val="nil"/>
@@ -10865,7 +10077,7 @@
       <w:rPr>
         <w:b/>
         <w:bCs/>
-        <w:color w:val="000000" w:themeColor="text1"/>
+        <w:color w:val="171717" w:themeColor="text1"/>
       </w:rPr>
       <w:tblPr/>
       <w:tcPr>
@@ -10884,7 +10096,7 @@
       <w:rPr>
         <w:b w:val="0"/>
         <w:bCs w:val="0"/>
-        <w:color w:val="000000" w:themeColor="text1"/>
+        <w:color w:val="171717" w:themeColor="text1"/>
       </w:rPr>
       <w:tblPr/>
       <w:tcPr>
@@ -10922,8 +10134,8 @@
       </w:tcPr>
     </w:tblStylePr>
   </w:style>
-  <w:style w:type="table" w:customStyle="1" w:styleId="MediumGrid31">
-    <w:name w:val="Medium Grid 31"/>
+  <w:style w:type="table" w:customStyle="1" w:styleId="MediumGrid3">
+    <w:name w:val="Medium Grid 3"/>
     <w:basedOn w:val="TableNormal"/>
     <w:uiPriority w:val="69"/>
     <w:rsid w:val="00CB0664"/>
@@ -10950,7 +10162,7 @@
       </w:tblCellMar>
     </w:tblPr>
     <w:tcPr>
-      <w:shd w:val="clear" w:color="auto" w:fill="C0C0C0" w:themeFill="text1" w:themeFillTint="3F"/>
+      <w:shd w:val="clear" w:color="auto" w:fill="C5C5C5" w:themeFill="text1" w:themeFillTint="3F"/>
     </w:tcPr>
     <w:tblStylePr w:type="firstRow">
       <w:rPr>
@@ -10970,7 +10182,7 @@
           <w:insideH w:val="nil"/>
           <w:insideV w:val="single" w:sz="8" w:space="0" w:color="FFFFFF" w:themeColor="background1"/>
         </w:tcBorders>
-        <w:shd w:val="clear" w:color="auto" w:fill="000000" w:themeFill="text1"/>
+        <w:shd w:val="clear" w:color="auto" w:fill="171717" w:themeFill="text1"/>
       </w:tcPr>
     </w:tblStylePr>
     <w:tblStylePr w:type="lastRow">
@@ -10991,7 +10203,7 @@
           <w:insideH w:val="nil"/>
           <w:insideV w:val="single" w:sz="8" w:space="0" w:color="FFFFFF" w:themeColor="background1"/>
         </w:tcBorders>
-        <w:shd w:val="clear" w:color="auto" w:fill="000000" w:themeFill="text1"/>
+        <w:shd w:val="clear" w:color="auto" w:fill="171717" w:themeFill="text1"/>
       </w:tcPr>
     </w:tblStylePr>
     <w:tblStylePr w:type="firstCol">
@@ -11010,7 +10222,7 @@
           <w:insideH w:val="nil"/>
           <w:insideV w:val="nil"/>
         </w:tcBorders>
-        <w:shd w:val="clear" w:color="auto" w:fill="000000" w:themeFill="text1"/>
+        <w:shd w:val="clear" w:color="auto" w:fill="171717" w:themeFill="text1"/>
       </w:tcPr>
     </w:tblStylePr>
     <w:tblStylePr w:type="lastCol">
@@ -11031,7 +10243,7 @@
           <w:insideH w:val="nil"/>
           <w:insideV w:val="nil"/>
         </w:tcBorders>
-        <w:shd w:val="clear" w:color="auto" w:fill="000000" w:themeFill="text1"/>
+        <w:shd w:val="clear" w:color="auto" w:fill="171717" w:themeFill="text1"/>
       </w:tcPr>
     </w:tblStylePr>
     <w:tblStylePr w:type="band1Vert">
@@ -11045,7 +10257,7 @@
           <w:insideH w:val="nil"/>
           <w:insideV w:val="nil"/>
         </w:tcBorders>
-        <w:shd w:val="clear" w:color="auto" w:fill="808080" w:themeFill="text1" w:themeFillTint="7F"/>
+        <w:shd w:val="clear" w:color="auto" w:fill="8B8B8B" w:themeFill="text1" w:themeFillTint="7F"/>
       </w:tcPr>
     </w:tblStylePr>
     <w:tblStylePr w:type="band1Horz">
@@ -11059,7 +10271,7 @@
           <w:insideH w:val="single" w:sz="8" w:space="0" w:color="FFFFFF" w:themeColor="background1"/>
           <w:insideV w:val="single" w:sz="8" w:space="0" w:color="FFFFFF" w:themeColor="background1"/>
         </w:tcBorders>
-        <w:shd w:val="clear" w:color="auto" w:fill="808080" w:themeFill="text1" w:themeFillTint="7F"/>
+        <w:shd w:val="clear" w:color="auto" w:fill="8B8B8B" w:themeFill="text1" w:themeFillTint="7F"/>
       </w:tcPr>
     </w:tblStylePr>
   </w:style>
@@ -11909,8 +11121,8 @@
       </w:tcPr>
     </w:tblStylePr>
   </w:style>
-  <w:style w:type="table" w:customStyle="1" w:styleId="DarkList1">
-    <w:name w:val="Dark List1"/>
+  <w:style w:type="table" w:customStyle="1" w:styleId="DarkList">
+    <w:name w:val="Dark List"/>
     <w:basedOn w:val="TableNormal"/>
     <w:uiPriority w:val="70"/>
     <w:rsid w:val="00CB0664"/>
@@ -11932,7 +11144,7 @@
       </w:tblCellMar>
     </w:tblPr>
     <w:tcPr>
-      <w:shd w:val="clear" w:color="auto" w:fill="000000" w:themeFill="text1"/>
+      <w:shd w:val="clear" w:color="auto" w:fill="171717" w:themeFill="text1"/>
     </w:tcPr>
     <w:tblStylePr w:type="firstRow">
       <w:rPr>
@@ -11949,7 +11161,7 @@
           <w:insideH w:val="nil"/>
           <w:insideV w:val="nil"/>
         </w:tcBorders>
-        <w:shd w:val="clear" w:color="auto" w:fill="000000" w:themeFill="text1"/>
+        <w:shd w:val="clear" w:color="auto" w:fill="171717" w:themeFill="text1"/>
       </w:tcPr>
     </w:tblStylePr>
     <w:tblStylePr w:type="lastRow">
@@ -11963,7 +11175,7 @@
           <w:insideH w:val="nil"/>
           <w:insideV w:val="nil"/>
         </w:tcBorders>
-        <w:shd w:val="clear" w:color="auto" w:fill="000000" w:themeFill="text1" w:themeFillShade="7F"/>
+        <w:shd w:val="clear" w:color="auto" w:fill="0B0B0B" w:themeFill="text1" w:themeFillShade="7F"/>
       </w:tcPr>
     </w:tblStylePr>
     <w:tblStylePr w:type="firstCol">
@@ -11977,7 +11189,7 @@
           <w:insideH w:val="nil"/>
           <w:insideV w:val="nil"/>
         </w:tcBorders>
-        <w:shd w:val="clear" w:color="auto" w:fill="000000" w:themeFill="text1" w:themeFillShade="BF"/>
+        <w:shd w:val="clear" w:color="auto" w:fill="111111" w:themeFill="text1" w:themeFillShade="BF"/>
       </w:tcPr>
     </w:tblStylePr>
     <w:tblStylePr w:type="lastCol">
@@ -11991,7 +11203,7 @@
           <w:insideH w:val="nil"/>
           <w:insideV w:val="nil"/>
         </w:tcBorders>
-        <w:shd w:val="clear" w:color="auto" w:fill="000000" w:themeFill="text1" w:themeFillShade="BF"/>
+        <w:shd w:val="clear" w:color="auto" w:fill="111111" w:themeFill="text1" w:themeFillShade="BF"/>
       </w:tcPr>
     </w:tblStylePr>
     <w:tblStylePr w:type="band1Vert">
@@ -12005,7 +11217,7 @@
           <w:insideH w:val="nil"/>
           <w:insideV w:val="nil"/>
         </w:tcBorders>
-        <w:shd w:val="clear" w:color="auto" w:fill="000000" w:themeFill="text1" w:themeFillShade="BF"/>
+        <w:shd w:val="clear" w:color="auto" w:fill="111111" w:themeFill="text1" w:themeFillShade="BF"/>
       </w:tcPr>
     </w:tblStylePr>
     <w:tblStylePr w:type="band1Horz">
@@ -12019,7 +11231,7 @@
           <w:insideH w:val="nil"/>
           <w:insideV w:val="nil"/>
         </w:tcBorders>
-        <w:shd w:val="clear" w:color="auto" w:fill="000000" w:themeFill="text1" w:themeFillShade="BF"/>
+        <w:shd w:val="clear" w:color="auto" w:fill="111111" w:themeFill="text1" w:themeFillShade="BF"/>
       </w:tcPr>
     </w:tblStylePr>
   </w:style>
@@ -12063,7 +11275,7 @@
           <w:insideH w:val="nil"/>
           <w:insideV w:val="nil"/>
         </w:tcBorders>
-        <w:shd w:val="clear" w:color="auto" w:fill="000000" w:themeFill="text1"/>
+        <w:shd w:val="clear" w:color="auto" w:fill="171717" w:themeFill="text1"/>
       </w:tcPr>
     </w:tblStylePr>
     <w:tblStylePr w:type="lastRow">
@@ -12177,7 +11389,7 @@
           <w:insideH w:val="nil"/>
           <w:insideV w:val="nil"/>
         </w:tcBorders>
-        <w:shd w:val="clear" w:color="auto" w:fill="000000" w:themeFill="text1"/>
+        <w:shd w:val="clear" w:color="auto" w:fill="171717" w:themeFill="text1"/>
       </w:tcPr>
     </w:tblStylePr>
     <w:tblStylePr w:type="lastRow">
@@ -12291,7 +11503,7 @@
           <w:insideH w:val="nil"/>
           <w:insideV w:val="nil"/>
         </w:tcBorders>
-        <w:shd w:val="clear" w:color="auto" w:fill="000000" w:themeFill="text1"/>
+        <w:shd w:val="clear" w:color="auto" w:fill="171717" w:themeFill="text1"/>
       </w:tcPr>
     </w:tblStylePr>
     <w:tblStylePr w:type="lastRow">
@@ -12405,7 +11617,7 @@
           <w:insideH w:val="nil"/>
           <w:insideV w:val="nil"/>
         </w:tcBorders>
-        <w:shd w:val="clear" w:color="auto" w:fill="000000" w:themeFill="text1"/>
+        <w:shd w:val="clear" w:color="auto" w:fill="171717" w:themeFill="text1"/>
       </w:tcPr>
     </w:tblStylePr>
     <w:tblStylePr w:type="lastRow">
@@ -12519,7 +11731,7 @@
           <w:insideH w:val="nil"/>
           <w:insideV w:val="nil"/>
         </w:tcBorders>
-        <w:shd w:val="clear" w:color="auto" w:fill="000000" w:themeFill="text1"/>
+        <w:shd w:val="clear" w:color="auto" w:fill="171717" w:themeFill="text1"/>
       </w:tcPr>
     </w:tblStylePr>
     <w:tblStylePr w:type="lastRow">
@@ -12633,7 +11845,7 @@
           <w:insideH w:val="nil"/>
           <w:insideV w:val="nil"/>
         </w:tcBorders>
-        <w:shd w:val="clear" w:color="auto" w:fill="000000" w:themeFill="text1"/>
+        <w:shd w:val="clear" w:color="auto" w:fill="171717" w:themeFill="text1"/>
       </w:tcPr>
     </w:tblStylePr>
     <w:tblStylePr w:type="lastRow">
@@ -12707,8 +11919,8 @@
       </w:tcPr>
     </w:tblStylePr>
   </w:style>
-  <w:style w:type="table" w:customStyle="1" w:styleId="ColorfulShading1">
-    <w:name w:val="Colorful Shading1"/>
+  <w:style w:type="table" w:customStyle="1" w:styleId="ColorfulShading">
+    <w:name w:val="Colorful Shading"/>
     <w:basedOn w:val="TableNormal"/>
     <w:uiPriority w:val="71"/>
     <w:rsid w:val="00CB0664"/>
@@ -12716,7 +11928,7 @@
       <w:spacing w:after="0" w:line="240" w:lineRule="auto"/>
     </w:pPr>
     <w:rPr>
-      <w:color w:val="000000" w:themeColor="text1"/>
+      <w:color w:val="171717" w:themeColor="text1"/>
     </w:rPr>
     <w:tblPr>
       <w:tblStyleRowBandSize w:val="1"/>
@@ -12724,9 +11936,9 @@
       <w:tblInd w:w="0" w:type="dxa"/>
       <w:tblBorders>
         <w:top w:val="single" w:sz="24" w:space="0" w:color="C0504D" w:themeColor="accent2"/>
-        <w:left w:val="single" w:sz="4" w:space="0" w:color="000000" w:themeColor="text1"/>
-        <w:bottom w:val="single" w:sz="4" w:space="0" w:color="000000" w:themeColor="text1"/>
-        <w:right w:val="single" w:sz="4" w:space="0" w:color="000000" w:themeColor="text1"/>
+        <w:left w:val="single" w:sz="4" w:space="0" w:color="171717" w:themeColor="text1"/>
+        <w:bottom w:val="single" w:sz="4" w:space="0" w:color="171717" w:themeColor="text1"/>
+        <w:right w:val="single" w:sz="4" w:space="0" w:color="171717" w:themeColor="text1"/>
         <w:insideH w:val="single" w:sz="4" w:space="0" w:color="FFFFFF" w:themeColor="background1"/>
         <w:insideV w:val="single" w:sz="4" w:space="0" w:color="FFFFFF" w:themeColor="background1"/>
       </w:tblBorders>
@@ -12738,7 +11950,7 @@
       </w:tblCellMar>
     </w:tblPr>
     <w:tcPr>
-      <w:shd w:val="clear" w:color="auto" w:fill="E6E6E6" w:themeFill="text1" w:themeFillTint="19"/>
+      <w:shd w:val="clear" w:color="auto" w:fill="E8E8E8" w:themeFill="text1" w:themeFillTint="19"/>
     </w:tcPr>
     <w:tblStylePr w:type="firstRow">
       <w:rPr>
@@ -12769,7 +11981,7 @@
         <w:tcBorders>
           <w:top w:val="single" w:sz="6" w:space="0" w:color="FFFFFF" w:themeColor="background1"/>
         </w:tcBorders>
-        <w:shd w:val="clear" w:color="auto" w:fill="000000" w:themeFill="text1" w:themeFillShade="99"/>
+        <w:shd w:val="clear" w:color="auto" w:fill="0D0D0D" w:themeFill="text1" w:themeFillShade="99"/>
       </w:tcPr>
     </w:tblStylePr>
     <w:tblStylePr w:type="firstCol">
@@ -12783,10 +11995,10 @@
           <w:left w:val="nil"/>
           <w:bottom w:val="nil"/>
           <w:right w:val="nil"/>
-          <w:insideH w:val="single" w:sz="4" w:space="0" w:color="000000" w:themeColor="text1" w:themeShade="99"/>
-          <w:insideV w:val="nil"/>
-        </w:tcBorders>
-        <w:shd w:val="clear" w:color="auto" w:fill="000000" w:themeFill="text1" w:themeFillShade="99"/>
+          <w:insideH w:val="single" w:sz="4" w:space="0" w:color="0D0D0D" w:themeColor="text1" w:themeShade="99"/>
+          <w:insideV w:val="nil"/>
+        </w:tcBorders>
+        <w:shd w:val="clear" w:color="auto" w:fill="0D0D0D" w:themeFill="text1" w:themeFillShade="99"/>
       </w:tcPr>
     </w:tblStylePr>
     <w:tblStylePr w:type="lastCol">
@@ -12803,29 +12015,29 @@
           <w:insideH w:val="nil"/>
           <w:insideV w:val="nil"/>
         </w:tcBorders>
-        <w:shd w:val="clear" w:color="auto" w:fill="000000" w:themeFill="text1" w:themeFillShade="BF"/>
+        <w:shd w:val="clear" w:color="auto" w:fill="111111" w:themeFill="text1" w:themeFillShade="BF"/>
       </w:tcPr>
     </w:tblStylePr>
     <w:tblStylePr w:type="band1Vert">
       <w:tblPr/>
       <w:tcPr>
-        <w:shd w:val="clear" w:color="auto" w:fill="999999" w:themeFill="text1" w:themeFillTint="66"/>
+        <w:shd w:val="clear" w:color="auto" w:fill="A2A2A2" w:themeFill="text1" w:themeFillTint="66"/>
       </w:tcPr>
     </w:tblStylePr>
     <w:tblStylePr w:type="band1Horz">
       <w:tblPr/>
       <w:tcPr>
-        <w:shd w:val="clear" w:color="auto" w:fill="808080" w:themeFill="text1" w:themeFillTint="7F"/>
+        <w:shd w:val="clear" w:color="auto" w:fill="8B8B8B" w:themeFill="text1" w:themeFillTint="7F"/>
       </w:tcPr>
     </w:tblStylePr>
     <w:tblStylePr w:type="neCell">
       <w:rPr>
-        <w:color w:val="000000" w:themeColor="text1"/>
+        <w:color w:val="171717" w:themeColor="text1"/>
       </w:rPr>
     </w:tblStylePr>
     <w:tblStylePr w:type="nwCell">
       <w:rPr>
-        <w:color w:val="000000" w:themeColor="text1"/>
+        <w:color w:val="171717" w:themeColor="text1"/>
       </w:rPr>
     </w:tblStylePr>
   </w:style>
@@ -12838,7 +12050,7 @@
       <w:spacing w:after="0" w:line="240" w:lineRule="auto"/>
     </w:pPr>
     <w:rPr>
-      <w:color w:val="000000" w:themeColor="text1"/>
+      <w:color w:val="171717" w:themeColor="text1"/>
     </w:rPr>
     <w:tblPr>
       <w:tblStyleRowBandSize w:val="1"/>
@@ -12942,12 +12154,12 @@
     </w:tblStylePr>
     <w:tblStylePr w:type="neCell">
       <w:rPr>
-        <w:color w:val="000000" w:themeColor="text1"/>
+        <w:color w:val="171717" w:themeColor="text1"/>
       </w:rPr>
     </w:tblStylePr>
     <w:tblStylePr w:type="nwCell">
       <w:rPr>
-        <w:color w:val="000000" w:themeColor="text1"/>
+        <w:color w:val="171717" w:themeColor="text1"/>
       </w:rPr>
     </w:tblStylePr>
   </w:style>
@@ -12960,7 +12172,7 @@
       <w:spacing w:after="0" w:line="240" w:lineRule="auto"/>
     </w:pPr>
     <w:rPr>
-      <w:color w:val="000000" w:themeColor="text1"/>
+      <w:color w:val="171717" w:themeColor="text1"/>
     </w:rPr>
     <w:tblPr>
       <w:tblStyleRowBandSize w:val="1"/>
@@ -13064,12 +12276,12 @@
     </w:tblStylePr>
     <w:tblStylePr w:type="neCell">
       <w:rPr>
-        <w:color w:val="000000" w:themeColor="text1"/>
+        <w:color w:val="171717" w:themeColor="text1"/>
       </w:rPr>
     </w:tblStylePr>
     <w:tblStylePr w:type="nwCell">
       <w:rPr>
-        <w:color w:val="000000" w:themeColor="text1"/>
+        <w:color w:val="171717" w:themeColor="text1"/>
       </w:rPr>
     </w:tblStylePr>
   </w:style>
@@ -13082,7 +12294,7 @@
       <w:spacing w:after="0" w:line="240" w:lineRule="auto"/>
     </w:pPr>
     <w:rPr>
-      <w:color w:val="000000" w:themeColor="text1"/>
+      <w:color w:val="171717" w:themeColor="text1"/>
     </w:rPr>
     <w:tblPr>
       <w:tblStyleRowBandSize w:val="1"/>
@@ -13194,7 +12406,7 @@
       <w:spacing w:after="0" w:line="240" w:lineRule="auto"/>
     </w:pPr>
     <w:rPr>
-      <w:color w:val="000000" w:themeColor="text1"/>
+      <w:color w:val="171717" w:themeColor="text1"/>
     </w:rPr>
     <w:tblPr>
       <w:tblStyleRowBandSize w:val="1"/>
@@ -13298,12 +12510,12 @@
     </w:tblStylePr>
     <w:tblStylePr w:type="neCell">
       <w:rPr>
-        <w:color w:val="000000" w:themeColor="text1"/>
+        <w:color w:val="171717" w:themeColor="text1"/>
       </w:rPr>
     </w:tblStylePr>
     <w:tblStylePr w:type="nwCell">
       <w:rPr>
-        <w:color w:val="000000" w:themeColor="text1"/>
+        <w:color w:val="171717" w:themeColor="text1"/>
       </w:rPr>
     </w:tblStylePr>
   </w:style>
@@ -13316,7 +12528,7 @@
       <w:spacing w:after="0" w:line="240" w:lineRule="auto"/>
     </w:pPr>
     <w:rPr>
-      <w:color w:val="000000" w:themeColor="text1"/>
+      <w:color w:val="171717" w:themeColor="text1"/>
     </w:rPr>
     <w:tblPr>
       <w:tblStyleRowBandSize w:val="1"/>
@@ -13420,12 +12632,12 @@
     </w:tblStylePr>
     <w:tblStylePr w:type="neCell">
       <w:rPr>
-        <w:color w:val="000000" w:themeColor="text1"/>
+        <w:color w:val="171717" w:themeColor="text1"/>
       </w:rPr>
     </w:tblStylePr>
     <w:tblStylePr w:type="nwCell">
       <w:rPr>
-        <w:color w:val="000000" w:themeColor="text1"/>
+        <w:color w:val="171717" w:themeColor="text1"/>
       </w:rPr>
     </w:tblStylePr>
   </w:style>
@@ -13438,7 +12650,7 @@
       <w:spacing w:after="0" w:line="240" w:lineRule="auto"/>
     </w:pPr>
     <w:rPr>
-      <w:color w:val="000000" w:themeColor="text1"/>
+      <w:color w:val="171717" w:themeColor="text1"/>
     </w:rPr>
     <w:tblPr>
       <w:tblStyleRowBandSize w:val="1"/>
@@ -13542,17 +12754,17 @@
     </w:tblStylePr>
     <w:tblStylePr w:type="neCell">
       <w:rPr>
-        <w:color w:val="000000" w:themeColor="text1"/>
+        <w:color w:val="171717" w:themeColor="text1"/>
       </w:rPr>
     </w:tblStylePr>
     <w:tblStylePr w:type="nwCell">
       <w:rPr>
-        <w:color w:val="000000" w:themeColor="text1"/>
-      </w:rPr>
-    </w:tblStylePr>
-  </w:style>
-  <w:style w:type="table" w:customStyle="1" w:styleId="ColorfulList1">
-    <w:name w:val="Colorful List1"/>
+        <w:color w:val="171717" w:themeColor="text1"/>
+      </w:rPr>
+    </w:tblStylePr>
+  </w:style>
+  <w:style w:type="table" w:customStyle="1" w:styleId="ColorfulList">
+    <w:name w:val="Colorful List"/>
     <w:basedOn w:val="TableNormal"/>
     <w:uiPriority w:val="72"/>
     <w:rsid w:val="00CB0664"/>
@@ -13560,7 +12772,7 @@
       <w:spacing w:after="0" w:line="240" w:lineRule="auto"/>
     </w:pPr>
     <w:rPr>
-      <w:color w:val="000000" w:themeColor="text1"/>
+      <w:color w:val="171717" w:themeColor="text1"/>
     </w:rPr>
     <w:tblPr>
       <w:tblStyleRowBandSize w:val="1"/>
@@ -13574,7 +12786,7 @@
       </w:tblCellMar>
     </w:tblPr>
     <w:tcPr>
-      <w:shd w:val="clear" w:color="auto" w:fill="E6E6E6" w:themeFill="text1" w:themeFillTint="19"/>
+      <w:shd w:val="clear" w:color="auto" w:fill="E8E8E8" w:themeFill="text1" w:themeFillTint="19"/>
     </w:tcPr>
     <w:tblStylePr w:type="firstRow">
       <w:rPr>
@@ -13599,7 +12811,7 @@
       <w:tblPr/>
       <w:tcPr>
         <w:tcBorders>
-          <w:top w:val="single" w:sz="12" w:space="0" w:color="000000" w:themeColor="text1"/>
+          <w:top w:val="single" w:sz="12" w:space="0" w:color="171717" w:themeColor="text1"/>
         </w:tcBorders>
         <w:shd w:val="clear" w:color="auto" w:fill="FFFFFF" w:themeFill="background1"/>
       </w:tcPr>
@@ -13627,13 +12839,13 @@
           <w:insideH w:val="nil"/>
           <w:insideV w:val="nil"/>
         </w:tcBorders>
-        <w:shd w:val="clear" w:color="auto" w:fill="C0C0C0" w:themeFill="text1" w:themeFillTint="3F"/>
+        <w:shd w:val="clear" w:color="auto" w:fill="C5C5C5" w:themeFill="text1" w:themeFillTint="3F"/>
       </w:tcPr>
     </w:tblStylePr>
     <w:tblStylePr w:type="band1Horz">
       <w:tblPr/>
       <w:tcPr>
-        <w:shd w:val="clear" w:color="auto" w:fill="CCCCCC" w:themeFill="text1" w:themeFillTint="33"/>
+        <w:shd w:val="clear" w:color="auto" w:fill="D0D0D0" w:themeFill="text1" w:themeFillTint="33"/>
       </w:tcPr>
     </w:tblStylePr>
   </w:style>
@@ -13646,7 +12858,7 @@
       <w:spacing w:after="0" w:line="240" w:lineRule="auto"/>
     </w:pPr>
     <w:rPr>
-      <w:color w:val="000000" w:themeColor="text1"/>
+      <w:color w:val="171717" w:themeColor="text1"/>
     </w:rPr>
     <w:tblPr>
       <w:tblStyleRowBandSize w:val="1"/>
@@ -13685,7 +12897,7 @@
       <w:tblPr/>
       <w:tcPr>
         <w:tcBorders>
-          <w:top w:val="single" w:sz="12" w:space="0" w:color="000000" w:themeColor="text1"/>
+          <w:top w:val="single" w:sz="12" w:space="0" w:color="171717" w:themeColor="text1"/>
         </w:tcBorders>
         <w:shd w:val="clear" w:color="auto" w:fill="FFFFFF" w:themeFill="background1"/>
       </w:tcPr>
@@ -13732,7 +12944,7 @@
       <w:spacing w:after="0" w:line="240" w:lineRule="auto"/>
     </w:pPr>
     <w:rPr>
-      <w:color w:val="000000" w:themeColor="text1"/>
+      <w:color w:val="171717" w:themeColor="text1"/>
     </w:rPr>
     <w:tblPr>
       <w:tblStyleRowBandSize w:val="1"/>
@@ -13771,7 +12983,7 @@
       <w:tblPr/>
       <w:tcPr>
         <w:tcBorders>
-          <w:top w:val="single" w:sz="12" w:space="0" w:color="000000" w:themeColor="text1"/>
+          <w:top w:val="single" w:sz="12" w:space="0" w:color="171717" w:themeColor="text1"/>
         </w:tcBorders>
         <w:shd w:val="clear" w:color="auto" w:fill="FFFFFF" w:themeFill="background1"/>
       </w:tcPr>
@@ -13818,7 +13030,7 @@
       <w:spacing w:after="0" w:line="240" w:lineRule="auto"/>
     </w:pPr>
     <w:rPr>
-      <w:color w:val="000000" w:themeColor="text1"/>
+      <w:color w:val="171717" w:themeColor="text1"/>
     </w:rPr>
     <w:tblPr>
       <w:tblStyleRowBandSize w:val="1"/>
@@ -13857,7 +13069,7 @@
       <w:tblPr/>
       <w:tcPr>
         <w:tcBorders>
-          <w:top w:val="single" w:sz="12" w:space="0" w:color="000000" w:themeColor="text1"/>
+          <w:top w:val="single" w:sz="12" w:space="0" w:color="171717" w:themeColor="text1"/>
         </w:tcBorders>
         <w:shd w:val="clear" w:color="auto" w:fill="FFFFFF" w:themeFill="background1"/>
       </w:tcPr>
@@ -13904,7 +13116,7 @@
       <w:spacing w:after="0" w:line="240" w:lineRule="auto"/>
     </w:pPr>
     <w:rPr>
-      <w:color w:val="000000" w:themeColor="text1"/>
+      <w:color w:val="171717" w:themeColor="text1"/>
     </w:rPr>
     <w:tblPr>
       <w:tblStyleRowBandSize w:val="1"/>
@@ -13943,7 +13155,7 @@
       <w:tblPr/>
       <w:tcPr>
         <w:tcBorders>
-          <w:top w:val="single" w:sz="12" w:space="0" w:color="000000" w:themeColor="text1"/>
+          <w:top w:val="single" w:sz="12" w:space="0" w:color="171717" w:themeColor="text1"/>
         </w:tcBorders>
         <w:shd w:val="clear" w:color="auto" w:fill="FFFFFF" w:themeFill="background1"/>
       </w:tcPr>
@@ -13990,7 +13202,7 @@
       <w:spacing w:after="0" w:line="240" w:lineRule="auto"/>
     </w:pPr>
     <w:rPr>
-      <w:color w:val="000000" w:themeColor="text1"/>
+      <w:color w:val="171717" w:themeColor="text1"/>
     </w:rPr>
     <w:tblPr>
       <w:tblStyleRowBandSize w:val="1"/>
@@ -14029,7 +13241,7 @@
       <w:tblPr/>
       <w:tcPr>
         <w:tcBorders>
-          <w:top w:val="single" w:sz="12" w:space="0" w:color="000000" w:themeColor="text1"/>
+          <w:top w:val="single" w:sz="12" w:space="0" w:color="171717" w:themeColor="text1"/>
         </w:tcBorders>
         <w:shd w:val="clear" w:color="auto" w:fill="FFFFFF" w:themeFill="background1"/>
       </w:tcPr>
@@ -14076,7 +13288,7 @@
       <w:spacing w:after="0" w:line="240" w:lineRule="auto"/>
     </w:pPr>
     <w:rPr>
-      <w:color w:val="000000" w:themeColor="text1"/>
+      <w:color w:val="171717" w:themeColor="text1"/>
     </w:rPr>
     <w:tblPr>
       <w:tblStyleRowBandSize w:val="1"/>
@@ -14115,7 +13327,7 @@
       <w:tblPr/>
       <w:tcPr>
         <w:tcBorders>
-          <w:top w:val="single" w:sz="12" w:space="0" w:color="000000" w:themeColor="text1"/>
+          <w:top w:val="single" w:sz="12" w:space="0" w:color="171717" w:themeColor="text1"/>
         </w:tcBorders>
         <w:shd w:val="clear" w:color="auto" w:fill="FFFFFF" w:themeFill="background1"/>
       </w:tcPr>
@@ -14153,8 +13365,8 @@
       </w:tcPr>
     </w:tblStylePr>
   </w:style>
-  <w:style w:type="table" w:customStyle="1" w:styleId="ColorfulGrid1">
-    <w:name w:val="Colorful Grid1"/>
+  <w:style w:type="table" w:customStyle="1" w:styleId="ColorfulGrid">
+    <w:name w:val="Colorful Grid"/>
     <w:basedOn w:val="TableNormal"/>
     <w:uiPriority w:val="73"/>
     <w:rsid w:val="00CB0664"/>
@@ -14162,7 +13374,7 @@
       <w:spacing w:after="0" w:line="240" w:lineRule="auto"/>
     </w:pPr>
     <w:rPr>
-      <w:color w:val="000000" w:themeColor="text1"/>
+      <w:color w:val="171717" w:themeColor="text1"/>
     </w:rPr>
     <w:tblPr>
       <w:tblStyleRowBandSize w:val="1"/>
@@ -14179,7 +13391,7 @@
       </w:tblCellMar>
     </w:tblPr>
     <w:tcPr>
-      <w:shd w:val="clear" w:color="auto" w:fill="CCCCCC" w:themeFill="text1" w:themeFillTint="33"/>
+      <w:shd w:val="clear" w:color="auto" w:fill="D0D0D0" w:themeFill="text1" w:themeFillTint="33"/>
     </w:tcPr>
     <w:tblStylePr w:type="firstRow">
       <w:rPr>
@@ -14188,18 +13400,18 @@
       </w:rPr>
       <w:tblPr/>
       <w:tcPr>
-        <w:shd w:val="clear" w:color="auto" w:fill="999999" w:themeFill="text1" w:themeFillTint="66"/>
+        <w:shd w:val="clear" w:color="auto" w:fill="A2A2A2" w:themeFill="text1" w:themeFillTint="66"/>
       </w:tcPr>
     </w:tblStylePr>
     <w:tblStylePr w:type="lastRow">
       <w:rPr>
         <w:b/>
         <w:bCs/>
-        <w:color w:val="000000" w:themeColor="text1"/>
-      </w:rPr>
-      <w:tblPr/>
-      <w:tcPr>
-        <w:shd w:val="clear" w:color="auto" w:fill="999999" w:themeFill="text1" w:themeFillTint="66"/>
+        <w:color w:val="171717" w:themeColor="text1"/>
+      </w:rPr>
+      <w:tblPr/>
+      <w:tcPr>
+        <w:shd w:val="clear" w:color="auto" w:fill="A2A2A2" w:themeFill="text1" w:themeFillTint="66"/>
       </w:tcPr>
     </w:tblStylePr>
     <w:tblStylePr w:type="firstCol">
@@ -14208,7 +13420,7 @@
       </w:rPr>
       <w:tblPr/>
       <w:tcPr>
-        <w:shd w:val="clear" w:color="auto" w:fill="000000" w:themeFill="text1" w:themeFillShade="BF"/>
+        <w:shd w:val="clear" w:color="auto" w:fill="111111" w:themeFill="text1" w:themeFillShade="BF"/>
       </w:tcPr>
     </w:tblStylePr>
     <w:tblStylePr w:type="lastCol">
@@ -14217,19 +13429,19 @@
       </w:rPr>
       <w:tblPr/>
       <w:tcPr>
-        <w:shd w:val="clear" w:color="auto" w:fill="000000" w:themeFill="text1" w:themeFillShade="BF"/>
+        <w:shd w:val="clear" w:color="auto" w:fill="111111" w:themeFill="text1" w:themeFillShade="BF"/>
       </w:tcPr>
     </w:tblStylePr>
     <w:tblStylePr w:type="band1Vert">
       <w:tblPr/>
       <w:tcPr>
-        <w:shd w:val="clear" w:color="auto" w:fill="808080" w:themeFill="text1" w:themeFillTint="7F"/>
+        <w:shd w:val="clear" w:color="auto" w:fill="8B8B8B" w:themeFill="text1" w:themeFillTint="7F"/>
       </w:tcPr>
     </w:tblStylePr>
     <w:tblStylePr w:type="band1Horz">
       <w:tblPr/>
       <w:tcPr>
-        <w:shd w:val="clear" w:color="auto" w:fill="808080" w:themeFill="text1" w:themeFillTint="7F"/>
+        <w:shd w:val="clear" w:color="auto" w:fill="8B8B8B" w:themeFill="text1" w:themeFillTint="7F"/>
       </w:tcPr>
     </w:tblStylePr>
   </w:style>
@@ -14242,7 +13454,7 @@
       <w:spacing w:after="0" w:line="240" w:lineRule="auto"/>
     </w:pPr>
     <w:rPr>
-      <w:color w:val="000000" w:themeColor="text1"/>
+      <w:color w:val="171717" w:themeColor="text1"/>
     </w:rPr>
     <w:tblPr>
       <w:tblStyleRowBandSize w:val="1"/>
@@ -14275,7 +13487,7 @@
       <w:rPr>
         <w:b/>
         <w:bCs/>
-        <w:color w:val="000000" w:themeColor="text1"/>
+        <w:color w:val="171717" w:themeColor="text1"/>
       </w:rPr>
       <w:tblPr/>
       <w:tcPr>
@@ -14322,7 +13534,7 @@
       <w:spacing w:after="0" w:line="240" w:lineRule="auto"/>
     </w:pPr>
     <w:rPr>
-      <w:color w:val="000000" w:themeColor="text1"/>
+      <w:color w:val="171717" w:themeColor="text1"/>
     </w:rPr>
     <w:tblPr>
       <w:tblStyleRowBandSize w:val="1"/>
@@ -14355,7 +13567,7 @@
       <w:rPr>
         <w:b/>
         <w:bCs/>
-        <w:color w:val="000000" w:themeColor="text1"/>
+        <w:color w:val="171717" w:themeColor="text1"/>
       </w:rPr>
       <w:tblPr/>
       <w:tcPr>
@@ -14402,7 +13614,7 @@
       <w:spacing w:after="0" w:line="240" w:lineRule="auto"/>
     </w:pPr>
     <w:rPr>
-      <w:color w:val="000000" w:themeColor="text1"/>
+      <w:color w:val="171717" w:themeColor="text1"/>
     </w:rPr>
     <w:tblPr>
       <w:tblStyleRowBandSize w:val="1"/>
@@ -14435,7 +13647,7 @@
       <w:rPr>
         <w:b/>
         <w:bCs/>
-        <w:color w:val="000000" w:themeColor="text1"/>
+        <w:color w:val="171717" w:themeColor="text1"/>
       </w:rPr>
       <w:tblPr/>
       <w:tcPr>
@@ -14482,7 +13694,7 @@
       <w:spacing w:after="0" w:line="240" w:lineRule="auto"/>
     </w:pPr>
     <w:rPr>
-      <w:color w:val="000000" w:themeColor="text1"/>
+      <w:color w:val="171717" w:themeColor="text1"/>
     </w:rPr>
     <w:tblPr>
       <w:tblStyleRowBandSize w:val="1"/>
@@ -14515,7 +13727,7 @@
       <w:rPr>
         <w:b/>
         <w:bCs/>
-        <w:color w:val="000000" w:themeColor="text1"/>
+        <w:color w:val="171717" w:themeColor="text1"/>
       </w:rPr>
       <w:tblPr/>
       <w:tcPr>
@@ -14562,7 +13774,7 @@
       <w:spacing w:after="0" w:line="240" w:lineRule="auto"/>
     </w:pPr>
     <w:rPr>
-      <w:color w:val="000000" w:themeColor="text1"/>
+      <w:color w:val="171717" w:themeColor="text1"/>
     </w:rPr>
     <w:tblPr>
       <w:tblStyleRowBandSize w:val="1"/>
@@ -14595,7 +13807,7 @@
       <w:rPr>
         <w:b/>
         <w:bCs/>
-        <w:color w:val="000000" w:themeColor="text1"/>
+        <w:color w:val="171717" w:themeColor="text1"/>
       </w:rPr>
       <w:tblPr/>
       <w:tcPr>
@@ -14642,7 +13854,7 @@
       <w:spacing w:after="0" w:line="240" w:lineRule="auto"/>
     </w:pPr>
     <w:rPr>
-      <w:color w:val="000000" w:themeColor="text1"/>
+      <w:color w:val="171717" w:themeColor="text1"/>
     </w:rPr>
     <w:tblPr>
       <w:tblStyleRowBandSize w:val="1"/>
@@ -14675,7 +13887,7 @@
       <w:rPr>
         <w:b/>
         <w:bCs/>
-        <w:color w:val="000000" w:themeColor="text1"/>
+        <w:color w:val="171717" w:themeColor="text1"/>
       </w:rPr>
       <w:tblPr/>
       <w:tcPr>
@@ -14728,17 +13940,6 @@
       <w:sz w:val="24"/>
       <w:szCs w:val="24"/>
       <w:lang w:bidi="ta-IN"/>
-    </w:rPr>
-  </w:style>
-  <w:style w:type="character" w:styleId="Hyperlink">
-    <w:name w:val="Hyperlink"/>
-    <w:basedOn w:val="DefaultParagraphFont"/>
-    <w:uiPriority w:val="99"/>
-    <w:unhideWhenUsed/>
-    <w:rsid w:val="00F254C2"/>
-    <w:rPr>
-      <w:color w:val="0000FF" w:themeColor="hyperlink"/>
-      <w:u w:val="single"/>
     </w:rPr>
   </w:style>
 </w:styles>
@@ -26551,7 +25752,7 @@
   <a:themeElements>
     <a:clrScheme name="Office">
       <a:dk1>
-        <a:sysClr val="windowText" lastClr="000000"/>
+        <a:sysClr val="windowText" lastClr="171717"/>
       </a:dk1>
       <a:lt1>
         <a:sysClr val="window" lastClr="FFFFFF"/>
